--- a/Maulana Ra'afi - 707012500124 - Praktikum 2.docx
+++ b/Maulana Ra'afi - 707012500124 - Praktikum 2.docx
@@ -1361,13 +1361,25 @@
     </w:p>
     <w:p>
       <w:r>
+        <w:t xml:space="preserve">CODE </w:t>
+      </w:r>
+      <w:r>
         <w:t>STUDI KASUS 1</w:t>
       </w:r>
+      <w:r>
+        <w:t>:</w:t>
+      </w:r>
     </w:p>
     <w:p/>
     <w:p>
       <w:r>
+        <w:t xml:space="preserve">CODE </w:t>
+      </w:r>
+      <w:r>
         <w:t>STUDI KASUS 2</w:t>
+      </w:r>
+      <w:r>
+        <w:t>:</w:t>
       </w:r>
     </w:p>
     <w:p/>
@@ -1381,12 +1393,43 @@
       </w:r>
     </w:p>
     <w:p>
-      <w:r>
+      <w:pPr>
+        <w:rPr>
+          <w:b/>
+          <w:bCs/>
+        </w:rPr>
+      </w:pPr>
+      <w:r>
+        <w:rPr>
+          <w:b/>
+          <w:bCs/>
+          <w:sz w:val="28"/>
+          <w:szCs w:val="24"/>
+        </w:rPr>
         <w:lastRenderedPageBreak/>
         <w:t>HASIL DAN DOKUMENTASI PROGRAM</w:t>
       </w:r>
     </w:p>
+    <w:p>
+      <w:r>
+        <w:t xml:space="preserve">HASIL </w:t>
+      </w:r>
+      <w:r>
+        <w:t>STUDI KASUS 1</w:t>
+      </w:r>
+      <w:r>
+        <w:t>:</w:t>
+      </w:r>
+    </w:p>
     <w:p/>
+    <w:p>
+      <w:r>
+        <w:t xml:space="preserve">HASIL </w:t>
+      </w:r>
+      <w:r>
+        <w:t>STUDI KASUS 2:</w:t>
+      </w:r>
+    </w:p>
     <w:p>
       <w:pPr>
         <w:spacing w:before="0" w:after="160" w:line="259" w:lineRule="auto"/>
@@ -1397,7 +1440,21 @@
       </w:r>
     </w:p>
     <w:p>
-      <w:r>
+      <w:pPr>
+        <w:rPr>
+          <w:b/>
+          <w:bCs/>
+          <w:sz w:val="28"/>
+          <w:szCs w:val="24"/>
+        </w:rPr>
+      </w:pPr>
+      <w:r>
+        <w:rPr>
+          <w:b/>
+          <w:bCs/>
+          <w:sz w:val="28"/>
+          <w:szCs w:val="24"/>
+        </w:rPr>
         <w:lastRenderedPageBreak/>
         <w:t>ANALISIS DAN PEMBAHASAN</w:t>
       </w:r>
@@ -1413,10 +1470,34 @@
       </w:r>
     </w:p>
     <w:p>
-      <w:r>
+      <w:pPr>
+        <w:rPr>
+          <w:b/>
+          <w:bCs/>
+          <w:sz w:val="28"/>
+          <w:szCs w:val="24"/>
+        </w:rPr>
+      </w:pPr>
+      <w:r>
+        <w:rPr>
+          <w:b/>
+          <w:bCs/>
+          <w:sz w:val="28"/>
+          <w:szCs w:val="24"/>
+        </w:rPr>
         <w:lastRenderedPageBreak/>
         <w:t>LAMPIRAN BERISI LINK REPOSITORI GITHUB</w:t>
       </w:r>
+    </w:p>
+    <w:p>
+      <w:hyperlink r:id="rId7" w:history="1">
+        <w:r>
+          <w:rPr>
+            <w:rStyle w:val="Hyperlink"/>
+          </w:rPr>
+          <w:t>https://github.com/raaffiy/Pemrograman-Web-praktikum2</w:t>
+        </w:r>
+      </w:hyperlink>
     </w:p>
     <w:p/>
     <w:sectPr>
@@ -3686,6 +3767,29 @@
       </w:tblBorders>
     </w:tblPr>
   </w:style>
+  <w:style w:type="character" w:styleId="Hyperlink">
+    <w:name w:val="Hyperlink"/>
+    <w:basedOn w:val="DefaultParagraphFont"/>
+    <w:uiPriority w:val="99"/>
+    <w:unhideWhenUsed/>
+    <w:rsid w:val="00686F28"/>
+    <w:rPr>
+      <w:color w:val="0563C1" w:themeColor="hyperlink"/>
+      <w:u w:val="single"/>
+    </w:rPr>
+  </w:style>
+  <w:style w:type="character" w:styleId="UnresolvedMention">
+    <w:name w:val="Unresolved Mention"/>
+    <w:basedOn w:val="DefaultParagraphFont"/>
+    <w:uiPriority w:val="99"/>
+    <w:semiHidden/>
+    <w:unhideWhenUsed/>
+    <w:rsid w:val="00686F28"/>
+    <w:rPr>
+      <w:color w:val="605E5C"/>
+      <w:shd w:val="clear" w:color="auto" w:fill="E1DFDD"/>
+    </w:rPr>
+  </w:style>
 </w:styles>
 </file>
 

--- a/Maulana Ra'afi - 707012500124 - Praktikum 2.docx
+++ b/Maulana Ra'afi - 707012500124 - Praktikum 2.docx
@@ -486,19 +486,8 @@
                 <w:bCs/>
                 <w:sz w:val="22"/>
               </w:rPr>
-              <w:t xml:space="preserve">Maulana </w:t>
+              <w:t>Maulana Ra’afi</w:t>
             </w:r>
-            <w:proofErr w:type="spellStart"/>
-            <w:r>
-              <w:rPr>
-                <w:rFonts w:cs="Times New Roman"/>
-                <w:b/>
-                <w:bCs/>
-                <w:sz w:val="22"/>
-              </w:rPr>
-              <w:t>Ra’afi</w:t>
-            </w:r>
-            <w:proofErr w:type="spellEnd"/>
           </w:p>
         </w:tc>
       </w:tr>
@@ -743,21 +732,8 @@
           <w:numId w:val="4"/>
         </w:numPr>
       </w:pPr>
-      <w:proofErr w:type="spellStart"/>
-      <w:r>
-        <w:t>Memahami</w:t>
-      </w:r>
-      <w:proofErr w:type="spellEnd"/>
-      <w:r>
-        <w:t xml:space="preserve"> </w:t>
-      </w:r>
-      <w:proofErr w:type="spellStart"/>
-      <w:r>
-        <w:t>Sintaks</w:t>
-      </w:r>
-      <w:proofErr w:type="spellEnd"/>
-      <w:r>
-        <w:t xml:space="preserve"> Dasar PHP</w:t>
+      <w:r>
+        <w:t>Memahami Sintaks Dasar PHP</w:t>
       </w:r>
     </w:p>
     <w:p>
@@ -769,23 +745,7 @@
         </w:numPr>
       </w:pPr>
       <w:r>
-        <w:t xml:space="preserve">Mampu </w:t>
-      </w:r>
-      <w:proofErr w:type="spellStart"/>
-      <w:r>
-        <w:t>Menggunakan</w:t>
-      </w:r>
-      <w:proofErr w:type="spellEnd"/>
-      <w:r>
-        <w:t xml:space="preserve"> </w:t>
-      </w:r>
-      <w:proofErr w:type="spellStart"/>
-      <w:r>
-        <w:t>Variabel</w:t>
-      </w:r>
-      <w:proofErr w:type="spellEnd"/>
-      <w:r>
-        <w:t xml:space="preserve"> dan Operator dalam PHP</w:t>
+        <w:t>Mampu Menggunakan Variabel dan Operator dalam PHP</w:t>
       </w:r>
     </w:p>
     <w:p>
@@ -797,31 +757,7 @@
         </w:numPr>
       </w:pPr>
       <w:r>
-        <w:t xml:space="preserve">Mampu </w:t>
-      </w:r>
-      <w:proofErr w:type="spellStart"/>
-      <w:r>
-        <w:t>Mengimplementasikan</w:t>
-      </w:r>
-      <w:proofErr w:type="spellEnd"/>
-      <w:r>
-        <w:t xml:space="preserve"> </w:t>
-      </w:r>
-      <w:proofErr w:type="spellStart"/>
-      <w:r>
-        <w:t>Percabangan</w:t>
-      </w:r>
-      <w:proofErr w:type="spellEnd"/>
-      <w:r>
-        <w:t xml:space="preserve"> </w:t>
-      </w:r>
-      <w:proofErr w:type="spellStart"/>
-      <w:r>
-        <w:t>dalam</w:t>
-      </w:r>
-      <w:proofErr w:type="spellEnd"/>
-      <w:r>
-        <w:t xml:space="preserve"> PHP</w:t>
+        <w:t>Mampu Mengimplementasikan Percabangan dalam PHP</w:t>
       </w:r>
     </w:p>
     <w:p>
@@ -833,31 +769,7 @@
         </w:numPr>
       </w:pPr>
       <w:r>
-        <w:t xml:space="preserve">Mampu </w:t>
-      </w:r>
-      <w:proofErr w:type="spellStart"/>
-      <w:r>
-        <w:t>Mengimplementasikan</w:t>
-      </w:r>
-      <w:proofErr w:type="spellEnd"/>
-      <w:r>
-        <w:t xml:space="preserve"> </w:t>
-      </w:r>
-      <w:proofErr w:type="spellStart"/>
-      <w:r>
-        <w:t>Perulangan</w:t>
-      </w:r>
-      <w:proofErr w:type="spellEnd"/>
-      <w:r>
-        <w:t xml:space="preserve"> </w:t>
-      </w:r>
-      <w:proofErr w:type="spellStart"/>
-      <w:r>
-        <w:t>dalam</w:t>
-      </w:r>
-      <w:proofErr w:type="spellEnd"/>
-      <w:r>
-        <w:t xml:space="preserve"> PHP</w:t>
+        <w:t>Mampu Mengimplementasikan Perulangan dalam PHP</w:t>
       </w:r>
     </w:p>
     <w:p>
@@ -868,45 +780,8 @@
           <w:numId w:val="4"/>
         </w:numPr>
       </w:pPr>
-      <w:proofErr w:type="spellStart"/>
-      <w:r>
-        <w:t>Memahami</w:t>
-      </w:r>
-      <w:proofErr w:type="spellEnd"/>
-      <w:r>
-        <w:t xml:space="preserve"> </w:t>
-      </w:r>
-      <w:proofErr w:type="spellStart"/>
-      <w:r>
-        <w:t>apa</w:t>
-      </w:r>
-      <w:proofErr w:type="spellEnd"/>
-      <w:r>
-        <w:t xml:space="preserve"> </w:t>
-      </w:r>
-      <w:proofErr w:type="spellStart"/>
-      <w:r>
-        <w:t>itu</w:t>
-      </w:r>
-      <w:proofErr w:type="spellEnd"/>
-      <w:r>
-        <w:t xml:space="preserve"> </w:t>
-      </w:r>
-      <w:proofErr w:type="spellStart"/>
-      <w:r>
-        <w:t>fungsi</w:t>
-      </w:r>
-      <w:proofErr w:type="spellEnd"/>
-      <w:r>
-        <w:t xml:space="preserve"> dalam </w:t>
-      </w:r>
-      <w:proofErr w:type="spellStart"/>
-      <w:r>
-        <w:t>bahasa</w:t>
-      </w:r>
-      <w:proofErr w:type="spellEnd"/>
-      <w:r>
-        <w:t xml:space="preserve"> PHP</w:t>
+      <w:r>
+        <w:t>Memahami apa itu fungsi dalam bahasa PHP</w:t>
       </w:r>
     </w:p>
     <w:p>
@@ -917,37 +792,8 @@
           <w:numId w:val="4"/>
         </w:numPr>
       </w:pPr>
-      <w:proofErr w:type="spellStart"/>
-      <w:r>
-        <w:t>Memahami</w:t>
-      </w:r>
-      <w:proofErr w:type="spellEnd"/>
-      <w:r>
-        <w:t xml:space="preserve"> </w:t>
-      </w:r>
-      <w:proofErr w:type="spellStart"/>
-      <w:r>
-        <w:t>argumen-argumen</w:t>
-      </w:r>
-      <w:proofErr w:type="spellEnd"/>
-      <w:r>
-        <w:t xml:space="preserve"> yang </w:t>
-      </w:r>
-      <w:proofErr w:type="spellStart"/>
-      <w:r>
-        <w:t>terdapat</w:t>
-      </w:r>
-      <w:proofErr w:type="spellEnd"/>
-      <w:r>
-        <w:t xml:space="preserve"> di dalam fungsi </w:t>
-      </w:r>
-      <w:proofErr w:type="spellStart"/>
-      <w:r>
-        <w:t>bahasa</w:t>
-      </w:r>
-      <w:proofErr w:type="spellEnd"/>
-      <w:r>
-        <w:t xml:space="preserve"> PHP</w:t>
+      <w:r>
+        <w:t>Memahami argumen-argumen yang terdapat di dalam fungsi bahasa PHP</w:t>
       </w:r>
     </w:p>
     <w:p>
@@ -959,47 +805,7 @@
         </w:numPr>
       </w:pPr>
       <w:r>
-        <w:t xml:space="preserve">Mampu </w:t>
-      </w:r>
-      <w:proofErr w:type="spellStart"/>
-      <w:r>
-        <w:t>membuat</w:t>
-      </w:r>
-      <w:proofErr w:type="spellEnd"/>
-      <w:r>
-        <w:t xml:space="preserve"> </w:t>
-      </w:r>
-      <w:proofErr w:type="spellStart"/>
-      <w:r>
-        <w:t>fungsi</w:t>
-      </w:r>
-      <w:proofErr w:type="spellEnd"/>
-      <w:r>
-        <w:t xml:space="preserve"> yang dapat </w:t>
-      </w:r>
-      <w:proofErr w:type="spellStart"/>
-      <w:r>
-        <w:t>mengembalikan</w:t>
-      </w:r>
-      <w:proofErr w:type="spellEnd"/>
-      <w:r>
-        <w:t xml:space="preserve"> </w:t>
-      </w:r>
-      <w:proofErr w:type="spellStart"/>
-      <w:r>
-        <w:t>nilai</w:t>
-      </w:r>
-      <w:proofErr w:type="spellEnd"/>
-      <w:r>
-        <w:t xml:space="preserve"> dalam </w:t>
-      </w:r>
-      <w:proofErr w:type="spellStart"/>
-      <w:r>
-        <w:t>bahasa</w:t>
-      </w:r>
-      <w:proofErr w:type="spellEnd"/>
-      <w:r>
-        <w:t xml:space="preserve"> PHP</w:t>
+        <w:t>Mampu membuat fungsi yang dapat mengembalikan nilai dalam bahasa PHP</w:t>
       </w:r>
     </w:p>
     <w:p>
@@ -1030,13 +836,8 @@
         <w:spacing w:before="0" w:after="160" w:line="259" w:lineRule="auto"/>
         <w:jc w:val="left"/>
       </w:pPr>
-      <w:proofErr w:type="spellStart"/>
-      <w:r>
-        <w:t>Kebutuhan</w:t>
-      </w:r>
-      <w:proofErr w:type="spellEnd"/>
-      <w:r>
-        <w:t xml:space="preserve"> Perangkat:</w:t>
+      <w:r>
+        <w:t>Kebutuhan Perangkat:</w:t>
       </w:r>
     </w:p>
     <w:p>
@@ -1047,29 +848,8 @@
           <w:numId w:val="9"/>
         </w:numPr>
       </w:pPr>
-      <w:proofErr w:type="spellStart"/>
-      <w:r>
-        <w:t>Komputer</w:t>
-      </w:r>
-      <w:proofErr w:type="spellEnd"/>
-      <w:r>
-        <w:t xml:space="preserve">/laptop dengan </w:t>
-      </w:r>
-      <w:proofErr w:type="spellStart"/>
-      <w:r>
-        <w:t>sistem</w:t>
-      </w:r>
-      <w:proofErr w:type="spellEnd"/>
-      <w:r>
-        <w:t xml:space="preserve"> </w:t>
-      </w:r>
-      <w:proofErr w:type="spellStart"/>
-      <w:r>
-        <w:t>operasi</w:t>
-      </w:r>
-      <w:proofErr w:type="spellEnd"/>
-      <w:r>
-        <w:t xml:space="preserve"> Windows</w:t>
+      <w:r>
+        <w:t>Komputer/laptop dengan sistem operasi Windows</w:t>
       </w:r>
     </w:p>
     <w:p>
@@ -1080,13 +860,8 @@
           <w:numId w:val="9"/>
         </w:numPr>
       </w:pPr>
-      <w:proofErr w:type="spellStart"/>
-      <w:r>
-        <w:t>Prosesor</w:t>
-      </w:r>
-      <w:proofErr w:type="spellEnd"/>
-      <w:r>
-        <w:t xml:space="preserve"> minimal 1 GHz</w:t>
+      <w:r>
+        <w:t>Prosesor minimal 1 GHz</w:t>
       </w:r>
     </w:p>
     <w:p>
@@ -1098,15 +873,7 @@
         </w:numPr>
       </w:pPr>
       <w:r>
-        <w:t>RAM minimal 2GB (</w:t>
-      </w:r>
-      <w:proofErr w:type="spellStart"/>
-      <w:r>
-        <w:t>disarankan</w:t>
-      </w:r>
-      <w:proofErr w:type="spellEnd"/>
-      <w:r>
-        <w:t xml:space="preserve"> 4GB)</w:t>
+        <w:t>RAM minimal 2GB (disarankan 4GB)</w:t>
       </w:r>
     </w:p>
     <w:p>
@@ -1118,15 +885,7 @@
         </w:numPr>
       </w:pPr>
       <w:r>
-        <w:t xml:space="preserve">Ruang </w:t>
-      </w:r>
-      <w:proofErr w:type="spellStart"/>
-      <w:r>
-        <w:t>penyimpanan</w:t>
-      </w:r>
-      <w:proofErr w:type="spellEnd"/>
-      <w:r>
-        <w:t xml:space="preserve"> minimal 1GB</w:t>
+        <w:t>Ruang penyimpanan minimal 1GB</w:t>
       </w:r>
     </w:p>
     <w:p>
@@ -1159,13 +918,8 @@
         </w:numPr>
       </w:pPr>
       <w:r>
-        <w:t xml:space="preserve">Text editor / IDE: Notepad++, VS Code, Sublime Text, atau </w:t>
-      </w:r>
-      <w:proofErr w:type="spellStart"/>
-      <w:r>
-        <w:t>PHPStorm</w:t>
-      </w:r>
-      <w:proofErr w:type="spellEnd"/>
+        <w:t>Text editor / IDE: Notepad++, VS Code, Sublime Text, atau PHPStorm</w:t>
+      </w:r>
     </w:p>
     <w:p>
       <w:pPr>
@@ -1176,15 +930,7 @@
         </w:numPr>
       </w:pPr>
       <w:r>
-        <w:t xml:space="preserve">Browser: Google Chrome, Mozilla Firefox, </w:t>
-      </w:r>
-      <w:proofErr w:type="spellStart"/>
-      <w:r>
-        <w:t>atau</w:t>
-      </w:r>
-      <w:proofErr w:type="spellEnd"/>
-      <w:r>
-        <w:t xml:space="preserve"> Microsoft Edge</w:t>
+        <w:t>Browser: Google Chrome, Mozilla Firefox, atau Microsoft Edge</w:t>
       </w:r>
     </w:p>
     <w:p>
@@ -1217,55 +963,7 @@
         </w:numPr>
       </w:pPr>
       <w:r>
-        <w:t xml:space="preserve">File </w:t>
-      </w:r>
-      <w:proofErr w:type="spellStart"/>
-      <w:r>
-        <w:t>kode</w:t>
-      </w:r>
-      <w:proofErr w:type="spellEnd"/>
-      <w:r>
-        <w:t xml:space="preserve"> </w:t>
-      </w:r>
-      <w:proofErr w:type="spellStart"/>
-      <w:r>
-        <w:t>dasar</w:t>
-      </w:r>
-      <w:proofErr w:type="spellEnd"/>
-      <w:r>
-        <w:t xml:space="preserve"> PHP (</w:t>
-      </w:r>
-      <w:proofErr w:type="spellStart"/>
-      <w:r>
-        <w:t>sintaks</w:t>
-      </w:r>
-      <w:proofErr w:type="spellEnd"/>
-      <w:r>
-        <w:t xml:space="preserve">, </w:t>
-      </w:r>
-      <w:proofErr w:type="spellStart"/>
-      <w:r>
-        <w:t>variabel</w:t>
-      </w:r>
-      <w:proofErr w:type="spellEnd"/>
-      <w:r>
-        <w:t xml:space="preserve">, operator, </w:t>
-      </w:r>
-      <w:proofErr w:type="spellStart"/>
-      <w:r>
-        <w:t>percabangan</w:t>
-      </w:r>
-      <w:proofErr w:type="spellEnd"/>
-      <w:r>
-        <w:t xml:space="preserve">, </w:t>
-      </w:r>
-      <w:proofErr w:type="spellStart"/>
-      <w:r>
-        <w:t>perulangan</w:t>
-      </w:r>
-      <w:proofErr w:type="spellEnd"/>
-      <w:r>
-        <w:t>)</w:t>
+        <w:t>File kode dasar PHP (sintaks, variabel, operator, percabangan, perulangan)</w:t>
       </w:r>
     </w:p>
     <w:p>
@@ -1277,13 +975,8 @@
         </w:numPr>
       </w:pPr>
       <w:r>
-        <w:t xml:space="preserve">File HTML dan PHP untuk </w:t>
-      </w:r>
-      <w:proofErr w:type="spellStart"/>
-      <w:r>
-        <w:t>pengujian</w:t>
-      </w:r>
-      <w:proofErr w:type="spellEnd"/>
+        <w:t>File HTML dan PHP untuk pengujian</w:t>
+      </w:r>
     </w:p>
     <w:p>
       <w:pPr>
@@ -1294,26 +987,7 @@
         </w:numPr>
       </w:pPr>
       <w:r>
-        <w:t>MySQL (</w:t>
-      </w:r>
-      <w:proofErr w:type="spellStart"/>
-      <w:r>
-        <w:t>opsional</w:t>
-      </w:r>
-      <w:proofErr w:type="spellEnd"/>
-      <w:r>
-        <w:t xml:space="preserve"> untuk </w:t>
-      </w:r>
-      <w:proofErr w:type="spellStart"/>
-      <w:r>
-        <w:t>penggunaan</w:t>
-      </w:r>
-      <w:proofErr w:type="spellEnd"/>
-      <w:r>
-        <w:t xml:space="preserve"> database)</w:t>
-      </w:r>
-      <w:r>
-        <w:t xml:space="preserve"> </w:t>
+        <w:t xml:space="preserve">MySQL (opsional untuk penggunaan database) </w:t>
       </w:r>
       <w:r>
         <w:br w:type="page"/>
@@ -1336,9 +1010,189 @@
           <w:szCs w:val="24"/>
         </w:rPr>
         <w:lastRenderedPageBreak/>
-        <w:t xml:space="preserve">LANGKAH </w:t>
-      </w:r>
-      <w:proofErr w:type="spellStart"/>
+        <w:t>LANGKAH LANGKAH PRAKTIKUM</w:t>
+      </w:r>
+    </w:p>
+    <w:p>
+      <w:r>
+        <w:t xml:space="preserve">CODE </w:t>
+      </w:r>
+      <w:r>
+        <w:t>STUDI KASUS 1</w:t>
+      </w:r>
+      <w:r>
+        <w:t>:</w:t>
+      </w:r>
+    </w:p>
+    <w:p>
+      <w:pPr>
+        <w:jc w:val="center"/>
+      </w:pPr>
+      <w:r>
+        <w:rPr>
+          <w:noProof/>
+          <w14:ligatures w14:val="standardContextual"/>
+        </w:rPr>
+        <w:drawing>
+          <wp:inline distT="0" distB="0" distL="0" distR="0" wp14:anchorId="41840CF2" wp14:editId="72DA5CFB">
+            <wp:extent cx="5731510" cy="5788025"/>
+            <wp:effectExtent l="0" t="0" r="2540" b="3175"/>
+            <wp:docPr id="749190520" name="Picture 1"/>
+            <wp:cNvGraphicFramePr>
+              <a:graphicFrameLocks xmlns:a="http://schemas.openxmlformats.org/drawingml/2006/main" noChangeAspect="1"/>
+            </wp:cNvGraphicFramePr>
+            <a:graphic xmlns:a="http://schemas.openxmlformats.org/drawingml/2006/main">
+              <a:graphicData uri="http://schemas.openxmlformats.org/drawingml/2006/picture">
+                <pic:pic xmlns:pic="http://schemas.openxmlformats.org/drawingml/2006/picture">
+                  <pic:nvPicPr>
+                    <pic:cNvPr id="749190520" name="Picture 749190520"/>
+                    <pic:cNvPicPr/>
+                  </pic:nvPicPr>
+                  <pic:blipFill>
+                    <a:blip r:embed="rId7" cstate="print">
+                      <a:extLst>
+                        <a:ext uri="{28A0092B-C50C-407E-A947-70E740481C1C}">
+                          <a14:useLocalDpi xmlns:a14="http://schemas.microsoft.com/office/drawing/2010/main" val="0"/>
+                        </a:ext>
+                      </a:extLst>
+                    </a:blip>
+                    <a:stretch>
+                      <a:fillRect/>
+                    </a:stretch>
+                  </pic:blipFill>
+                  <pic:spPr>
+                    <a:xfrm>
+                      <a:off x="0" y="0"/>
+                      <a:ext cx="5731510" cy="5788025"/>
+                    </a:xfrm>
+                    <a:prstGeom prst="rect">
+                      <a:avLst/>
+                    </a:prstGeom>
+                  </pic:spPr>
+                </pic:pic>
+              </a:graphicData>
+            </a:graphic>
+          </wp:inline>
+        </w:drawing>
+      </w:r>
+    </w:p>
+    <w:p>
+      <w:pPr>
+        <w:jc w:val="center"/>
+      </w:pPr>
+    </w:p>
+    <w:p>
+      <w:pPr>
+        <w:jc w:val="center"/>
+      </w:pPr>
+    </w:p>
+    <w:p>
+      <w:pPr>
+        <w:jc w:val="center"/>
+      </w:pPr>
+    </w:p>
+    <w:p>
+      <w:pPr>
+        <w:jc w:val="center"/>
+      </w:pPr>
+    </w:p>
+    <w:p>
+      <w:pPr>
+        <w:jc w:val="center"/>
+      </w:pPr>
+    </w:p>
+    <w:p>
+      <w:pPr>
+        <w:jc w:val="center"/>
+      </w:pPr>
+    </w:p>
+    <w:p>
+      <w:pPr>
+        <w:jc w:val="center"/>
+      </w:pPr>
+    </w:p>
+    <w:p>
+      <w:pPr>
+        <w:jc w:val="center"/>
+      </w:pPr>
+    </w:p>
+    <w:p>
+      <w:r>
+        <w:lastRenderedPageBreak/>
+        <w:t xml:space="preserve">CODE </w:t>
+      </w:r>
+      <w:r>
+        <w:t>STUDI KASUS 2</w:t>
+      </w:r>
+      <w:r>
+        <w:t>:</w:t>
+      </w:r>
+    </w:p>
+    <w:p>
+      <w:pPr>
+        <w:jc w:val="center"/>
+      </w:pPr>
+      <w:r>
+        <w:rPr>
+          <w:noProof/>
+          <w14:ligatures w14:val="standardContextual"/>
+        </w:rPr>
+        <w:drawing>
+          <wp:inline distT="0" distB="0" distL="0" distR="0" wp14:anchorId="55265B22" wp14:editId="34B08490">
+            <wp:extent cx="5731510" cy="2461260"/>
+            <wp:effectExtent l="0" t="0" r="2540" b="0"/>
+            <wp:docPr id="1352248850" name="Picture 2"/>
+            <wp:cNvGraphicFramePr>
+              <a:graphicFrameLocks xmlns:a="http://schemas.openxmlformats.org/drawingml/2006/main" noChangeAspect="1"/>
+            </wp:cNvGraphicFramePr>
+            <a:graphic xmlns:a="http://schemas.openxmlformats.org/drawingml/2006/main">
+              <a:graphicData uri="http://schemas.openxmlformats.org/drawingml/2006/picture">
+                <pic:pic xmlns:pic="http://schemas.openxmlformats.org/drawingml/2006/picture">
+                  <pic:nvPicPr>
+                    <pic:cNvPr id="1352248850" name="Picture 1352248850"/>
+                    <pic:cNvPicPr/>
+                  </pic:nvPicPr>
+                  <pic:blipFill>
+                    <a:blip r:embed="rId8" cstate="print">
+                      <a:extLst>
+                        <a:ext uri="{28A0092B-C50C-407E-A947-70E740481C1C}">
+                          <a14:useLocalDpi xmlns:a14="http://schemas.microsoft.com/office/drawing/2010/main" val="0"/>
+                        </a:ext>
+                      </a:extLst>
+                    </a:blip>
+                    <a:stretch>
+                      <a:fillRect/>
+                    </a:stretch>
+                  </pic:blipFill>
+                  <pic:spPr>
+                    <a:xfrm>
+                      <a:off x="0" y="0"/>
+                      <a:ext cx="5731510" cy="2461260"/>
+                    </a:xfrm>
+                    <a:prstGeom prst="rect">
+                      <a:avLst/>
+                    </a:prstGeom>
+                  </pic:spPr>
+                </pic:pic>
+              </a:graphicData>
+            </a:graphic>
+          </wp:inline>
+        </w:drawing>
+      </w:r>
+    </w:p>
+    <w:p>
+      <w:pPr>
+        <w:spacing w:before="0" w:after="160" w:line="259" w:lineRule="auto"/>
+        <w:jc w:val="left"/>
+      </w:pPr>
+    </w:p>
+    <w:p>
+      <w:pPr>
+        <w:rPr>
+          <w:b/>
+          <w:bCs/>
+        </w:rPr>
+      </w:pPr>
       <w:r>
         <w:rPr>
           <w:b/>
@@ -1346,58 +1200,157 @@
           <w:sz w:val="28"/>
           <w:szCs w:val="24"/>
         </w:rPr>
-        <w:t>LANGKAH</w:t>
-      </w:r>
-      <w:proofErr w:type="spellEnd"/>
-      <w:r>
+        <w:t>HASIL DAN DOKUMENTASI PROGRAM</w:t>
+      </w:r>
+    </w:p>
+    <w:p>
+      <w:r>
+        <w:t xml:space="preserve">HASIL </w:t>
+      </w:r>
+      <w:r>
+        <w:t>STUDI KASUS 1</w:t>
+      </w:r>
+      <w:r>
+        <w:t>:</w:t>
+      </w:r>
+    </w:p>
+    <w:p>
+      <w:r>
+        <w:drawing>
+          <wp:inline distT="0" distB="0" distL="0" distR="0" wp14:anchorId="454AA4C3" wp14:editId="35CD177B">
+            <wp:extent cx="5731510" cy="1355725"/>
+            <wp:effectExtent l="0" t="0" r="2540" b="0"/>
+            <wp:docPr id="855267996" name="Picture 1"/>
+            <wp:cNvGraphicFramePr>
+              <a:graphicFrameLocks xmlns:a="http://schemas.openxmlformats.org/drawingml/2006/main" noChangeAspect="1"/>
+            </wp:cNvGraphicFramePr>
+            <a:graphic xmlns:a="http://schemas.openxmlformats.org/drawingml/2006/main">
+              <a:graphicData uri="http://schemas.openxmlformats.org/drawingml/2006/picture">
+                <pic:pic xmlns:pic="http://schemas.openxmlformats.org/drawingml/2006/picture">
+                  <pic:nvPicPr>
+                    <pic:cNvPr id="855267996" name=""/>
+                    <pic:cNvPicPr/>
+                  </pic:nvPicPr>
+                  <pic:blipFill>
+                    <a:blip r:embed="rId9"/>
+                    <a:stretch>
+                      <a:fillRect/>
+                    </a:stretch>
+                  </pic:blipFill>
+                  <pic:spPr>
+                    <a:xfrm>
+                      <a:off x="0" y="0"/>
+                      <a:ext cx="5731510" cy="1355725"/>
+                    </a:xfrm>
+                    <a:prstGeom prst="rect">
+                      <a:avLst/>
+                    </a:prstGeom>
+                  </pic:spPr>
+                </pic:pic>
+              </a:graphicData>
+            </a:graphic>
+          </wp:inline>
+        </w:drawing>
+      </w:r>
+    </w:p>
+    <w:p>
+      <w:r>
+        <w:t xml:space="preserve">HASIL </w:t>
+      </w:r>
+      <w:r>
+        <w:t>STUDI KASUS 2:</w:t>
+      </w:r>
+    </w:p>
+    <w:p>
+      <w:pPr>
+        <w:spacing w:before="0" w:after="160" w:line="259" w:lineRule="auto"/>
+      </w:pPr>
+      <w:r>
+        <w:drawing>
+          <wp:inline distT="0" distB="0" distL="0" distR="0" wp14:anchorId="4A0EFC1B" wp14:editId="698AA248">
+            <wp:extent cx="5731510" cy="1197610"/>
+            <wp:effectExtent l="0" t="0" r="2540" b="2540"/>
+            <wp:docPr id="1820401208" name="Picture 1"/>
+            <wp:cNvGraphicFramePr>
+              <a:graphicFrameLocks xmlns:a="http://schemas.openxmlformats.org/drawingml/2006/main" noChangeAspect="1"/>
+            </wp:cNvGraphicFramePr>
+            <a:graphic xmlns:a="http://schemas.openxmlformats.org/drawingml/2006/main">
+              <a:graphicData uri="http://schemas.openxmlformats.org/drawingml/2006/picture">
+                <pic:pic xmlns:pic="http://schemas.openxmlformats.org/drawingml/2006/picture">
+                  <pic:nvPicPr>
+                    <pic:cNvPr id="1820401208" name=""/>
+                    <pic:cNvPicPr/>
+                  </pic:nvPicPr>
+                  <pic:blipFill>
+                    <a:blip r:embed="rId10"/>
+                    <a:stretch>
+                      <a:fillRect/>
+                    </a:stretch>
+                  </pic:blipFill>
+                  <pic:spPr>
+                    <a:xfrm>
+                      <a:off x="0" y="0"/>
+                      <a:ext cx="5731510" cy="1197610"/>
+                    </a:xfrm>
+                    <a:prstGeom prst="rect">
+                      <a:avLst/>
+                    </a:prstGeom>
+                  </pic:spPr>
+                </pic:pic>
+              </a:graphicData>
+            </a:graphic>
+          </wp:inline>
+        </w:drawing>
+      </w:r>
+    </w:p>
+    <w:p>
+      <w:pPr>
+        <w:spacing w:before="0" w:after="160" w:line="259" w:lineRule="auto"/>
+      </w:pPr>
+    </w:p>
+    <w:p>
+      <w:pPr>
+        <w:spacing w:before="0" w:after="160" w:line="259" w:lineRule="auto"/>
+      </w:pPr>
+    </w:p>
+    <w:p>
+      <w:pPr>
+        <w:spacing w:before="0" w:after="160" w:line="259" w:lineRule="auto"/>
+      </w:pPr>
+    </w:p>
+    <w:p>
+      <w:pPr>
+        <w:spacing w:before="0" w:after="160" w:line="259" w:lineRule="auto"/>
+      </w:pPr>
+    </w:p>
+    <w:p>
+      <w:pPr>
+        <w:spacing w:before="0" w:after="160" w:line="259" w:lineRule="auto"/>
+      </w:pPr>
+    </w:p>
+    <w:p>
+      <w:pPr>
+        <w:spacing w:before="0" w:after="160" w:line="259" w:lineRule="auto"/>
+      </w:pPr>
+    </w:p>
+    <w:p>
+      <w:pPr>
+        <w:spacing w:before="0" w:after="160" w:line="259" w:lineRule="auto"/>
+      </w:pPr>
+    </w:p>
+    <w:p>
+      <w:pPr>
+        <w:spacing w:before="0" w:after="160" w:line="259" w:lineRule="auto"/>
+      </w:pPr>
+    </w:p>
+    <w:p>
+      <w:pPr>
         <w:rPr>
           <w:b/>
           <w:bCs/>
           <w:sz w:val="28"/>
           <w:szCs w:val="24"/>
         </w:rPr>
-        <w:t xml:space="preserve"> PRAKTIKUM</w:t>
-      </w:r>
-    </w:p>
-    <w:p>
-      <w:r>
-        <w:t xml:space="preserve">CODE </w:t>
-      </w:r>
-      <w:r>
-        <w:t>STUDI KASUS 1</w:t>
-      </w:r>
-      <w:r>
-        <w:t>:</w:t>
-      </w:r>
-    </w:p>
-    <w:p/>
-    <w:p>
-      <w:r>
-        <w:t xml:space="preserve">CODE </w:t>
-      </w:r>
-      <w:r>
-        <w:t>STUDI KASUS 2</w:t>
-      </w:r>
-      <w:r>
-        <w:t>:</w:t>
-      </w:r>
-    </w:p>
-    <w:p/>
-    <w:p>
-      <w:pPr>
-        <w:spacing w:before="0" w:after="160" w:line="259" w:lineRule="auto"/>
-        <w:jc w:val="left"/>
-      </w:pPr>
-      <w:r>
-        <w:br w:type="page"/>
-      </w:r>
-    </w:p>
-    <w:p>
-      <w:pPr>
-        <w:rPr>
-          <w:b/>
-          <w:bCs/>
-        </w:rPr>
       </w:pPr>
       <w:r>
         <w:rPr>
@@ -1407,27 +1360,1373 @@
           <w:szCs w:val="24"/>
         </w:rPr>
         <w:lastRenderedPageBreak/>
-        <w:t>HASIL DAN DOKUMENTASI PROGRAM</w:t>
-      </w:r>
-    </w:p>
-    <w:p>
-      <w:r>
-        <w:t xml:space="preserve">HASIL </w:t>
-      </w:r>
-      <w:r>
-        <w:t>STUDI KASUS 1</w:t>
-      </w:r>
-      <w:r>
-        <w:t>:</w:t>
+        <w:t>ANALISIS DAN PEMBAHASAN</w:t>
+      </w:r>
+    </w:p>
+    <w:p>
+      <w:r>
+        <w:t>ANALISIS STUDI KASUS 1:</w:t>
+      </w:r>
+    </w:p>
+    <w:p>
+      <w:pPr>
+        <w:pStyle w:val="ListParagraph"/>
+        <w:numPr>
+          <w:ilvl w:val="0"/>
+          <w:numId w:val="16"/>
+        </w:numPr>
+        <w:ind w:left="709"/>
+      </w:pPr>
+      <w:r>
+        <w:t>Mengecek apakah sebuah angka merupakan bilangan prima atau bukan</w:t>
+      </w:r>
+    </w:p>
+    <w:p>
+      <w:pPr>
+        <w:pStyle w:val="ListParagraph"/>
+        <w:ind w:left="709"/>
+      </w:pPr>
+      <w:r>
+        <w:drawing>
+          <wp:inline distT="0" distB="0" distL="0" distR="0" wp14:anchorId="267598F7" wp14:editId="4A07F424">
+            <wp:extent cx="2497455" cy="1463820"/>
+            <wp:effectExtent l="0" t="0" r="0" b="3175"/>
+            <wp:docPr id="22023694" name="Picture 1"/>
+            <wp:cNvGraphicFramePr>
+              <a:graphicFrameLocks xmlns:a="http://schemas.openxmlformats.org/drawingml/2006/main" noChangeAspect="1"/>
+            </wp:cNvGraphicFramePr>
+            <a:graphic xmlns:a="http://schemas.openxmlformats.org/drawingml/2006/main">
+              <a:graphicData uri="http://schemas.openxmlformats.org/drawingml/2006/picture">
+                <pic:pic xmlns:pic="http://schemas.openxmlformats.org/drawingml/2006/picture">
+                  <pic:nvPicPr>
+                    <pic:cNvPr id="22023694" name=""/>
+                    <pic:cNvPicPr/>
+                  </pic:nvPicPr>
+                  <pic:blipFill>
+                    <a:blip r:embed="rId11"/>
+                    <a:stretch>
+                      <a:fillRect/>
+                    </a:stretch>
+                  </pic:blipFill>
+                  <pic:spPr>
+                    <a:xfrm>
+                      <a:off x="0" y="0"/>
+                      <a:ext cx="2526138" cy="1480632"/>
+                    </a:xfrm>
+                    <a:prstGeom prst="rect">
+                      <a:avLst/>
+                    </a:prstGeom>
+                  </pic:spPr>
+                </pic:pic>
+              </a:graphicData>
+            </a:graphic>
+          </wp:inline>
+        </w:drawing>
+      </w:r>
+    </w:p>
+    <w:p>
+      <w:pPr>
+        <w:pStyle w:val="ListParagraph"/>
+        <w:numPr>
+          <w:ilvl w:val="0"/>
+          <w:numId w:val="16"/>
+        </w:numPr>
+      </w:pPr>
+      <w:r>
+        <w:t>Fungsi bernama isPrime dengan parameter $n berfungsi menerima sebuah angka lalu mengecek apakah angka tersebut prima atau tidak.</w:t>
+      </w:r>
+    </w:p>
+    <w:p>
+      <w:pPr>
+        <w:pStyle w:val="ListParagraph"/>
+        <w:numPr>
+          <w:ilvl w:val="0"/>
+          <w:numId w:val="16"/>
+        </w:numPr>
+      </w:pPr>
+      <w:r>
+        <w:t>if($n &lt; 2) return false;</w:t>
+      </w:r>
+      <w:r>
+        <w:t xml:space="preserve"> = </w:t>
+      </w:r>
+      <w:r>
+        <w:t>Jika angka kurang dari 2, maka bukan bilangan prima.</w:t>
+      </w:r>
+    </w:p>
+    <w:p>
+      <w:pPr>
+        <w:pStyle w:val="ListParagraph"/>
+        <w:numPr>
+          <w:ilvl w:val="0"/>
+          <w:numId w:val="16"/>
+        </w:numPr>
+      </w:pPr>
+      <w:r>
+        <w:t>if($n == 2) return true;</w:t>
+      </w:r>
+      <w:r>
+        <w:t xml:space="preserve"> = </w:t>
+      </w:r>
+      <w:r>
+        <w:t>Jika angka 2 maka bilangan prima</w:t>
+      </w:r>
+    </w:p>
+    <w:p>
+      <w:pPr>
+        <w:pStyle w:val="ListParagraph"/>
+        <w:numPr>
+          <w:ilvl w:val="0"/>
+          <w:numId w:val="16"/>
+        </w:numPr>
+      </w:pPr>
+      <w:r>
+        <w:t>if($n % 2 == 0) return false;</w:t>
+      </w:r>
+      <w:r>
+        <w:t xml:space="preserve"> = </w:t>
+      </w:r>
+      <w:r>
+        <w:t>Jika angka habis dibagi 2, berarti angka tersebut genap.</w:t>
+      </w:r>
+    </w:p>
+    <w:p>
+      <w:pPr>
+        <w:pStyle w:val="ListParagraph"/>
+        <w:numPr>
+          <w:ilvl w:val="0"/>
+          <w:numId w:val="16"/>
+        </w:numPr>
+      </w:pPr>
+      <w:r>
+        <w:t>for($i = 3; $i * $i &lt;= $n; $i += 2)</w:t>
+      </w:r>
+      <w:r>
+        <w:t xml:space="preserve"> = </w:t>
+      </w:r>
+      <w:r>
+        <w:t>Program mulai mengecek dari angka 3 sampai akar dari n.</w:t>
+      </w:r>
+      <w:r>
+        <w:t xml:space="preserve"> k</w:t>
+      </w:r>
+      <w:r>
+        <w:t>enapa sampai √n?</w:t>
+      </w:r>
+      <w:r>
+        <w:t xml:space="preserve"> </w:t>
+      </w:r>
+      <w:r>
+        <w:t>Karena jika suatu angka memiliki faktor, maka pasti ada faktor yang ≤ √n.</w:t>
+      </w:r>
+    </w:p>
+    <w:p>
+      <w:pPr>
+        <w:pStyle w:val="ListParagraph"/>
+        <w:numPr>
+          <w:ilvl w:val="0"/>
+          <w:numId w:val="16"/>
+        </w:numPr>
+      </w:pPr>
+      <w:r>
+        <w:rPr>
+          <w:lang w:val="en-US"/>
+        </w:rPr>
+        <w:t>if($n % $i == 0) return false;</w:t>
+      </w:r>
+      <w:r>
+        <w:rPr>
+          <w:lang w:val="en-US"/>
+        </w:rPr>
+        <w:t xml:space="preserve"> = </w:t>
+      </w:r>
+      <w:r>
+        <w:rPr>
+          <w:lang w:val="en-US"/>
+        </w:rPr>
+        <w:t>Jika ditemukan angka yang bisa membagi habis, maka angka tersebut bukan prima.</w:t>
+      </w:r>
+    </w:p>
+    <w:p>
+      <w:pPr>
+        <w:pStyle w:val="ListParagraph"/>
+        <w:numPr>
+          <w:ilvl w:val="0"/>
+          <w:numId w:val="16"/>
+        </w:numPr>
+      </w:pPr>
+      <w:r>
+        <w:t>return true;</w:t>
+      </w:r>
+      <w:r>
+        <w:t xml:space="preserve"> = </w:t>
+      </w:r>
+      <w:r>
+        <w:t>Jika tidak ditemukan angka yang bisa membagi habis, maka angka tersebut bilangan prima</w:t>
+      </w:r>
+    </w:p>
+    <w:p>
+      <w:pPr>
+        <w:pStyle w:val="ListParagraph"/>
+        <w:ind w:left="1440"/>
+      </w:pPr>
+    </w:p>
+    <w:p>
+      <w:pPr>
+        <w:pStyle w:val="ListParagraph"/>
+        <w:numPr>
+          <w:ilvl w:val="0"/>
+          <w:numId w:val="16"/>
+        </w:numPr>
+        <w:ind w:left="709"/>
+      </w:pPr>
+      <w:r>
+        <w:t>Mengecek jumlah factor dari sebuah bilangan</w:t>
+      </w:r>
+    </w:p>
+    <w:p>
+      <w:pPr>
+        <w:pStyle w:val="ListParagraph"/>
+        <w:ind w:left="709"/>
+      </w:pPr>
+      <w:r>
+        <w:drawing>
+          <wp:inline distT="0" distB="0" distL="0" distR="0" wp14:anchorId="27550969" wp14:editId="1744837D">
+            <wp:extent cx="2497667" cy="2026168"/>
+            <wp:effectExtent l="0" t="0" r="0" b="0"/>
+            <wp:docPr id="159858579" name="Picture 1"/>
+            <wp:cNvGraphicFramePr>
+              <a:graphicFrameLocks xmlns:a="http://schemas.openxmlformats.org/drawingml/2006/main" noChangeAspect="1"/>
+            </wp:cNvGraphicFramePr>
+            <a:graphic xmlns:a="http://schemas.openxmlformats.org/drawingml/2006/main">
+              <a:graphicData uri="http://schemas.openxmlformats.org/drawingml/2006/picture">
+                <pic:pic xmlns:pic="http://schemas.openxmlformats.org/drawingml/2006/picture">
+                  <pic:nvPicPr>
+                    <pic:cNvPr id="159858579" name=""/>
+                    <pic:cNvPicPr/>
+                  </pic:nvPicPr>
+                  <pic:blipFill>
+                    <a:blip r:embed="rId12"/>
+                    <a:stretch>
+                      <a:fillRect/>
+                    </a:stretch>
+                  </pic:blipFill>
+                  <pic:spPr>
+                    <a:xfrm>
+                      <a:off x="0" y="0"/>
+                      <a:ext cx="2517655" cy="2042383"/>
+                    </a:xfrm>
+                    <a:prstGeom prst="rect">
+                      <a:avLst/>
+                    </a:prstGeom>
+                  </pic:spPr>
+                </pic:pic>
+              </a:graphicData>
+            </a:graphic>
+          </wp:inline>
+        </w:drawing>
+      </w:r>
+    </w:p>
+    <w:p>
+      <w:pPr>
+        <w:pStyle w:val="ListParagraph"/>
+        <w:numPr>
+          <w:ilvl w:val="1"/>
+          <w:numId w:val="16"/>
+        </w:numPr>
+      </w:pPr>
+      <w:r>
+        <w:t>function countDivisors($n){</w:t>
+      </w:r>
+      <w:r>
+        <w:t xml:space="preserve"> = </w:t>
+      </w:r>
+      <w:r>
+        <w:t>Fungsi countDivisors menerima sebuah parameter $n bertujuan untuk menghitung berapa banyak faktor (pembagi) dari angka tersebut.</w:t>
+      </w:r>
+    </w:p>
+    <w:p>
+      <w:pPr>
+        <w:pStyle w:val="ListParagraph"/>
+        <w:numPr>
+          <w:ilvl w:val="1"/>
+          <w:numId w:val="16"/>
+        </w:numPr>
+      </w:pPr>
+      <w:r>
+        <w:t>$count = 0;</w:t>
+      </w:r>
+      <w:r>
+        <w:t xml:space="preserve"> = </w:t>
+      </w:r>
+      <w:r>
+        <w:t>Variabel $count digunakan untuk menyimpan jumlah faktor yang ditemukan.</w:t>
+      </w:r>
+    </w:p>
+    <w:p>
+      <w:pPr>
+        <w:pStyle w:val="ListParagraph"/>
+        <w:numPr>
+          <w:ilvl w:val="1"/>
+          <w:numId w:val="16"/>
+        </w:numPr>
+      </w:pPr>
+      <w:r>
+        <w:t>for($i = 1; $i * $i &lt;= $n; $i++){</w:t>
+      </w:r>
+      <w:r>
+        <w:t xml:space="preserve"> = </w:t>
+      </w:r>
+      <w:r>
+        <w:t>Perulangan dimulai dari 1 sampai akar dari n (√n). Mengapa hanya sampai √n? Karena faktor suatu bilangan selalu berpasangan.</w:t>
+      </w:r>
+    </w:p>
+    <w:p>
+      <w:pPr>
+        <w:pStyle w:val="ListParagraph"/>
+        <w:numPr>
+          <w:ilvl w:val="1"/>
+          <w:numId w:val="16"/>
+        </w:numPr>
+      </w:pPr>
+      <w:r>
+        <w:t>if($n % $i == 0){</w:t>
+      </w:r>
+      <w:r>
+        <w:t xml:space="preserve"> = </w:t>
+      </w:r>
+      <w:r>
+        <w:t>Program mengecek apakah $i merupakan faktor dari $n. Jika $n habis dibagi $i, berarti $i adalah faktor.</w:t>
+      </w:r>
+    </w:p>
+    <w:p>
+      <w:pPr>
+        <w:pStyle w:val="ListParagraph"/>
+        <w:numPr>
+          <w:ilvl w:val="1"/>
+          <w:numId w:val="16"/>
+        </w:numPr>
+      </w:pPr>
+      <w:r>
+        <w:t>if($i * $i == $n){</w:t>
+      </w:r>
+      <w:r>
+        <w:t xml:space="preserve"> </w:t>
+      </w:r>
+      <w:r>
+        <w:t>$count += 1;</w:t>
+      </w:r>
+      <w:r>
+        <w:t xml:space="preserve"> </w:t>
+      </w:r>
+      <w:r>
+        <w:t>}</w:t>
+      </w:r>
+      <w:r>
+        <w:t xml:space="preserve"> = </w:t>
+      </w:r>
+      <w:r>
+        <w:t>Jika $i × $i = $n, berarti faktor tersebut kembar.</w:t>
+      </w:r>
+    </w:p>
+    <w:p>
+      <w:pPr>
+        <w:pStyle w:val="ListParagraph"/>
+        <w:numPr>
+          <w:ilvl w:val="1"/>
+          <w:numId w:val="16"/>
+        </w:numPr>
+      </w:pPr>
+      <w:r>
+        <w:rPr>
+          <w:lang w:val="en-US"/>
+        </w:rPr>
+        <w:t>else{</w:t>
+      </w:r>
+      <w:r>
+        <w:rPr>
+          <w:lang w:val="en-US"/>
+        </w:rPr>
+        <w:t xml:space="preserve"> </w:t>
+      </w:r>
+      <w:r>
+        <w:rPr>
+          <w:lang w:val="en-US"/>
+        </w:rPr>
+        <w:t>$count += 2;</w:t>
+      </w:r>
+      <w:r>
+        <w:rPr>
+          <w:lang w:val="en-US"/>
+        </w:rPr>
+        <w:t xml:space="preserve"> </w:t>
+      </w:r>
+      <w:r>
+        <w:rPr>
+          <w:lang w:val="en-US"/>
+        </w:rPr>
+        <w:t>}</w:t>
+      </w:r>
+      <w:r>
+        <w:rPr>
+          <w:lang w:val="en-US"/>
+        </w:rPr>
+        <w:t xml:space="preserve"> = </w:t>
+      </w:r>
+      <w:r>
+        <w:rPr>
+          <w:lang w:val="en-US"/>
+        </w:rPr>
+        <w:t>Jika faktornya tidak sama, maka ada dua faktor pasangan</w:t>
+      </w:r>
+      <w:r>
+        <w:rPr>
+          <w:lang w:val="en-US"/>
+        </w:rPr>
+        <w:t>.</w:t>
+      </w:r>
+    </w:p>
+    <w:p>
+      <w:pPr>
+        <w:pStyle w:val="ListParagraph"/>
+        <w:numPr>
+          <w:ilvl w:val="1"/>
+          <w:numId w:val="16"/>
+        </w:numPr>
+      </w:pPr>
+      <w:r>
+        <w:t>return $count;</w:t>
+      </w:r>
+      <w:r>
+        <w:t xml:space="preserve"> = </w:t>
+      </w:r>
+      <w:r>
+        <w:t>Fungsi mengembalikan jumlah total faktor dari angka $n.</w:t>
+      </w:r>
+    </w:p>
+    <w:p>
+      <w:pPr>
+        <w:pStyle w:val="ListParagraph"/>
+        <w:ind w:left="1440"/>
+      </w:pPr>
+    </w:p>
+    <w:p>
+      <w:pPr>
+        <w:pStyle w:val="ListParagraph"/>
+        <w:numPr>
+          <w:ilvl w:val="1"/>
+          <w:numId w:val="16"/>
+        </w:numPr>
+        <w:ind w:left="709"/>
+      </w:pPr>
+      <w:r>
+        <w:t>Mengambil nilai n dari URL</w:t>
+      </w:r>
+    </w:p>
+    <w:p>
+      <w:pPr>
+        <w:pStyle w:val="ListParagraph"/>
+        <w:ind w:left="709"/>
+      </w:pPr>
+      <w:r>
+        <w:drawing>
+          <wp:inline distT="0" distB="0" distL="0" distR="0" wp14:anchorId="6F31B290" wp14:editId="7964BBDD">
+            <wp:extent cx="2857500" cy="670215"/>
+            <wp:effectExtent l="0" t="0" r="0" b="0"/>
+            <wp:docPr id="1383833193" name="Picture 1"/>
+            <wp:cNvGraphicFramePr>
+              <a:graphicFrameLocks xmlns:a="http://schemas.openxmlformats.org/drawingml/2006/main" noChangeAspect="1"/>
+            </wp:cNvGraphicFramePr>
+            <a:graphic xmlns:a="http://schemas.openxmlformats.org/drawingml/2006/main">
+              <a:graphicData uri="http://schemas.openxmlformats.org/drawingml/2006/picture">
+                <pic:pic xmlns:pic="http://schemas.openxmlformats.org/drawingml/2006/picture">
+                  <pic:nvPicPr>
+                    <pic:cNvPr id="1383833193" name=""/>
+                    <pic:cNvPicPr/>
+                  </pic:nvPicPr>
+                  <pic:blipFill>
+                    <a:blip r:embed="rId13"/>
+                    <a:stretch>
+                      <a:fillRect/>
+                    </a:stretch>
+                  </pic:blipFill>
+                  <pic:spPr>
+                    <a:xfrm>
+                      <a:off x="0" y="0"/>
+                      <a:ext cx="2911577" cy="682898"/>
+                    </a:xfrm>
+                    <a:prstGeom prst="rect">
+                      <a:avLst/>
+                    </a:prstGeom>
+                  </pic:spPr>
+                </pic:pic>
+              </a:graphicData>
+            </a:graphic>
+          </wp:inline>
+        </w:drawing>
+      </w:r>
+    </w:p>
+    <w:p>
+      <w:pPr>
+        <w:pStyle w:val="ListParagraph"/>
+        <w:numPr>
+          <w:ilvl w:val="1"/>
+          <w:numId w:val="16"/>
+        </w:numPr>
+      </w:pPr>
+      <w:r>
+        <w:t>$_GET adalah array yang berisi data dari URL</w:t>
+      </w:r>
+    </w:p>
+    <w:p>
+      <w:pPr>
+        <w:pStyle w:val="ListParagraph"/>
+        <w:numPr>
+          <w:ilvl w:val="1"/>
+          <w:numId w:val="16"/>
+        </w:numPr>
+      </w:pPr>
+      <w:r>
+        <w:t>Program mengecek apakah parameter n ada atau tidak</w:t>
+      </w:r>
+    </w:p>
+    <w:p>
+      <w:pPr>
+        <w:pStyle w:val="ListParagraph"/>
+        <w:numPr>
+          <w:ilvl w:val="1"/>
+          <w:numId w:val="16"/>
+        </w:numPr>
+      </w:pPr>
+      <w:r>
+        <w:t>Jika tidak ada “?n=” maka akan menampilkan pesan “Masukkan nilai decimal di URL, contoh: “?n=</w:t>
+      </w:r>
+      <w:r>
+        <w:t>18</w:t>
+      </w:r>
+      <w:r>
+        <w:t>”</w:t>
+      </w:r>
+    </w:p>
+    <w:p>
+      <w:pPr>
+        <w:pStyle w:val="ListParagraph"/>
+        <w:ind w:left="1440"/>
+      </w:pPr>
+    </w:p>
+    <w:p>
+      <w:pPr>
+        <w:pStyle w:val="ListParagraph"/>
+        <w:numPr>
+          <w:ilvl w:val="1"/>
+          <w:numId w:val="16"/>
+        </w:numPr>
+        <w:ind w:left="709"/>
+      </w:pPr>
+      <w:r>
+        <w:t>Variabel untuk menyimpan hasil</w:t>
+      </w:r>
+    </w:p>
+    <w:p>
+      <w:pPr>
+        <w:pStyle w:val="ListParagraph"/>
+        <w:ind w:left="709"/>
+      </w:pPr>
+      <w:r>
+        <w:drawing>
+          <wp:inline distT="0" distB="0" distL="0" distR="0" wp14:anchorId="20313AF6" wp14:editId="231E2543">
+            <wp:extent cx="1027150" cy="422563"/>
+            <wp:effectExtent l="0" t="0" r="0" b="0"/>
+            <wp:docPr id="893386515" name="Picture 1"/>
+            <wp:cNvGraphicFramePr>
+              <a:graphicFrameLocks xmlns:a="http://schemas.openxmlformats.org/drawingml/2006/main" noChangeAspect="1"/>
+            </wp:cNvGraphicFramePr>
+            <a:graphic xmlns:a="http://schemas.openxmlformats.org/drawingml/2006/main">
+              <a:graphicData uri="http://schemas.openxmlformats.org/drawingml/2006/picture">
+                <pic:pic xmlns:pic="http://schemas.openxmlformats.org/drawingml/2006/picture">
+                  <pic:nvPicPr>
+                    <pic:cNvPr id="893386515" name=""/>
+                    <pic:cNvPicPr/>
+                  </pic:nvPicPr>
+                  <pic:blipFill>
+                    <a:blip r:embed="rId14"/>
+                    <a:stretch>
+                      <a:fillRect/>
+                    </a:stretch>
+                  </pic:blipFill>
+                  <pic:spPr>
+                    <a:xfrm>
+                      <a:off x="0" y="0"/>
+                      <a:ext cx="1027150" cy="422563"/>
+                    </a:xfrm>
+                    <a:prstGeom prst="rect">
+                      <a:avLst/>
+                    </a:prstGeom>
+                  </pic:spPr>
+                </pic:pic>
+              </a:graphicData>
+            </a:graphic>
+          </wp:inline>
+        </w:drawing>
+      </w:r>
+    </w:p>
+    <w:p>
+      <w:pPr>
+        <w:pStyle w:val="ListParagraph"/>
+        <w:numPr>
+          <w:ilvl w:val="1"/>
+          <w:numId w:val="16"/>
+        </w:numPr>
+      </w:pPr>
+      <w:r>
+        <w:t>Digunakan untuk menyimpan: p terbaik dan jumlah kemungkinan kemasan terbesar</w:t>
+      </w:r>
+    </w:p>
+    <w:p>
+      <w:pPr>
+        <w:pStyle w:val="ListParagraph"/>
+        <w:ind w:left="1440"/>
+      </w:pPr>
+    </w:p>
+    <w:p>
+      <w:pPr>
+        <w:pStyle w:val="ListParagraph"/>
+        <w:numPr>
+          <w:ilvl w:val="1"/>
+          <w:numId w:val="16"/>
+        </w:numPr>
+        <w:ind w:left="709"/>
+      </w:pPr>
+      <w:r>
+        <w:t>Mencari bilangan prima p yang dapat membagi N</w:t>
+      </w:r>
+    </w:p>
+    <w:p>
+      <w:pPr>
+        <w:pStyle w:val="ListParagraph"/>
+        <w:ind w:left="709"/>
+      </w:pPr>
+      <w:r>
+        <w:drawing>
+          <wp:inline distT="0" distB="0" distL="0" distR="0" wp14:anchorId="3D0636AD" wp14:editId="6DB568D4">
+            <wp:extent cx="2193407" cy="1295400"/>
+            <wp:effectExtent l="0" t="0" r="0" b="0"/>
+            <wp:docPr id="2037766363" name="Picture 1"/>
+            <wp:cNvGraphicFramePr>
+              <a:graphicFrameLocks xmlns:a="http://schemas.openxmlformats.org/drawingml/2006/main" noChangeAspect="1"/>
+            </wp:cNvGraphicFramePr>
+            <a:graphic xmlns:a="http://schemas.openxmlformats.org/drawingml/2006/main">
+              <a:graphicData uri="http://schemas.openxmlformats.org/drawingml/2006/picture">
+                <pic:pic xmlns:pic="http://schemas.openxmlformats.org/drawingml/2006/picture">
+                  <pic:nvPicPr>
+                    <pic:cNvPr id="2037766363" name=""/>
+                    <pic:cNvPicPr/>
+                  </pic:nvPicPr>
+                  <pic:blipFill>
+                    <a:blip r:embed="rId15"/>
+                    <a:stretch>
+                      <a:fillRect/>
+                    </a:stretch>
+                  </pic:blipFill>
+                  <pic:spPr>
+                    <a:xfrm>
+                      <a:off x="0" y="0"/>
+                      <a:ext cx="2223752" cy="1313321"/>
+                    </a:xfrm>
+                    <a:prstGeom prst="rect">
+                      <a:avLst/>
+                    </a:prstGeom>
+                  </pic:spPr>
+                </pic:pic>
+              </a:graphicData>
+            </a:graphic>
+          </wp:inline>
+        </w:drawing>
+      </w:r>
+    </w:p>
+    <w:p>
+      <w:pPr>
+        <w:pStyle w:val="ListParagraph"/>
+        <w:numPr>
+          <w:ilvl w:val="1"/>
+          <w:numId w:val="16"/>
+        </w:numPr>
+      </w:pPr>
+      <w:r>
+        <w:t>for($p = 2; $p &lt;= $N; $p++){</w:t>
+      </w:r>
+      <w:r>
+        <w:t xml:space="preserve"> = </w:t>
+      </w:r>
+      <w:r>
+        <w:t>Perulangan dimulai dari p = 2 sampai p = N dan setiap nilai p akan dicek apakah bisa menjadi tipe telur yang dipilih.</w:t>
+      </w:r>
+    </w:p>
+    <w:p>
+      <w:pPr>
+        <w:pStyle w:val="ListParagraph"/>
+        <w:numPr>
+          <w:ilvl w:val="1"/>
+          <w:numId w:val="16"/>
+        </w:numPr>
+      </w:pPr>
+      <w:r>
+        <w:t>if(!isPrime($p)) continue;</w:t>
+      </w:r>
+      <w:r>
+        <w:t xml:space="preserve"> = </w:t>
+      </w:r>
+      <w:r>
+        <w:t>Program mengecek apakah p adalah bilangan prima. Jika p bukan bilangan prima, maka dilewati dan lanjut ke angka berikutnya.</w:t>
+      </w:r>
+    </w:p>
+    <w:p>
+      <w:pPr>
+        <w:pStyle w:val="ListParagraph"/>
+        <w:numPr>
+          <w:ilvl w:val="1"/>
+          <w:numId w:val="16"/>
+        </w:numPr>
+      </w:pPr>
+      <w:r>
+        <w:t>if($N % $p != 0) continue;</w:t>
+      </w:r>
+      <w:r>
+        <w:t xml:space="preserve"> = </w:t>
+      </w:r>
+      <w:r>
+        <w:t>Program mengecek apakah N habis dibagi p. Jika N tidak bisa dibagi p, maka p tidak bisa digunakan dan dilewati.</w:t>
+      </w:r>
+    </w:p>
+    <w:p>
+      <w:pPr>
+        <w:pStyle w:val="ListParagraph"/>
+        <w:numPr>
+          <w:ilvl w:val="1"/>
+          <w:numId w:val="16"/>
+        </w:numPr>
+      </w:pPr>
+      <w:r>
+        <w:t>$totalEggs = $N * $p;</w:t>
+      </w:r>
+      <w:r>
+        <w:t xml:space="preserve"> = rumus </w:t>
+      </w:r>
+      <w:r>
+        <w:t>total telur = N × p</w:t>
+      </w:r>
+    </w:p>
+    <w:p>
+      <w:pPr>
+        <w:pStyle w:val="ListParagraph"/>
+        <w:numPr>
+          <w:ilvl w:val="1"/>
+          <w:numId w:val="16"/>
+        </w:numPr>
+      </w:pPr>
+      <w:r>
+        <w:t>$ways = countDivisors($totalEggs);</w:t>
+      </w:r>
+      <w:r>
+        <w:t xml:space="preserve"> = </w:t>
+      </w:r>
+      <w:r>
+        <w:t>Menghitung jumlah kemungkinan kemasan telur. Cara menghitungnya dengan menghitung jumlah faktor dari total telur.</w:t>
+      </w:r>
+    </w:p>
+    <w:p>
+      <w:pPr>
+        <w:pStyle w:val="ListParagraph"/>
+        <w:numPr>
+          <w:ilvl w:val="1"/>
+          <w:numId w:val="16"/>
+        </w:numPr>
+      </w:pPr>
+      <w:r>
+        <w:t>if($ways &gt; $maxWays){</w:t>
+      </w:r>
+      <w:r>
+        <w:t xml:space="preserve"> = </w:t>
+      </w:r>
+      <w:r>
+        <w:t>Program membandingkan jumlah kemungkinan kemasan dengan nilai terbesar sebelumnya.</w:t>
+      </w:r>
+    </w:p>
+    <w:p>
+      <w:pPr>
+        <w:pStyle w:val="ListParagraph"/>
+        <w:numPr>
+          <w:ilvl w:val="1"/>
+          <w:numId w:val="16"/>
+        </w:numPr>
+      </w:pPr>
+      <w:r>
+        <w:rPr>
+          <w:lang w:val="en-US"/>
+        </w:rPr>
+        <w:t>$maxWays = $ways;</w:t>
+      </w:r>
+      <w:r>
+        <w:rPr>
+          <w:lang w:val="en-US"/>
+        </w:rPr>
+        <w:t xml:space="preserve"> = </w:t>
+      </w:r>
+      <w:r>
+        <w:rPr>
+          <w:lang w:val="en-US"/>
+        </w:rPr>
+        <w:t>menyimpan jumlah kemungkinan kemasan terbesar.</w:t>
+      </w:r>
+    </w:p>
+    <w:p>
+      <w:pPr>
+        <w:pStyle w:val="ListParagraph"/>
+        <w:numPr>
+          <w:ilvl w:val="1"/>
+          <w:numId w:val="16"/>
+        </w:numPr>
+      </w:pPr>
+      <w:r>
+        <w:rPr>
+          <w:lang w:val="en-US"/>
+        </w:rPr>
+        <w:t>$bestP = $p;</w:t>
+      </w:r>
+      <w:r>
+        <w:rPr>
+          <w:lang w:val="en-US"/>
+        </w:rPr>
+        <w:t xml:space="preserve"> = </w:t>
+      </w:r>
+      <w:r>
+        <w:rPr>
+          <w:lang w:val="en-US"/>
+        </w:rPr>
+        <w:t>menyimpan nilai p terbaik yang menghasilkan kemungkinan kemasan terbanyak.</w:t>
+      </w:r>
+    </w:p>
+    <w:p>
+      <w:pPr>
+        <w:pStyle w:val="ListParagraph"/>
+        <w:ind w:left="1440"/>
+      </w:pPr>
+    </w:p>
+    <w:p>
+      <w:pPr>
+        <w:pStyle w:val="ListParagraph"/>
+        <w:numPr>
+          <w:ilvl w:val="1"/>
+          <w:numId w:val="16"/>
+        </w:numPr>
+        <w:ind w:left="709"/>
+      </w:pPr>
+      <w:r>
+        <w:t>Pengecekan dan menampilkan hasil</w:t>
+      </w:r>
+    </w:p>
+    <w:p>
+      <w:pPr>
+        <w:pStyle w:val="ListParagraph"/>
+        <w:ind w:left="709"/>
+      </w:pPr>
+      <w:r>
+        <w:drawing>
+          <wp:inline distT="0" distB="0" distL="0" distR="0" wp14:anchorId="4FEB3937" wp14:editId="28A822F5">
+            <wp:extent cx="1253067" cy="689891"/>
+            <wp:effectExtent l="0" t="0" r="4445" b="0"/>
+            <wp:docPr id="294244491" name="Picture 1"/>
+            <wp:cNvGraphicFramePr>
+              <a:graphicFrameLocks xmlns:a="http://schemas.openxmlformats.org/drawingml/2006/main" noChangeAspect="1"/>
+            </wp:cNvGraphicFramePr>
+            <a:graphic xmlns:a="http://schemas.openxmlformats.org/drawingml/2006/main">
+              <a:graphicData uri="http://schemas.openxmlformats.org/drawingml/2006/picture">
+                <pic:pic xmlns:pic="http://schemas.openxmlformats.org/drawingml/2006/picture">
+                  <pic:nvPicPr>
+                    <pic:cNvPr id="294244491" name=""/>
+                    <pic:cNvPicPr/>
+                  </pic:nvPicPr>
+                  <pic:blipFill>
+                    <a:blip r:embed="rId16"/>
+                    <a:stretch>
+                      <a:fillRect/>
+                    </a:stretch>
+                  </pic:blipFill>
+                  <pic:spPr>
+                    <a:xfrm>
+                      <a:off x="0" y="0"/>
+                      <a:ext cx="1260433" cy="693947"/>
+                    </a:xfrm>
+                    <a:prstGeom prst="rect">
+                      <a:avLst/>
+                    </a:prstGeom>
+                  </pic:spPr>
+                </pic:pic>
+              </a:graphicData>
+            </a:graphic>
+          </wp:inline>
+        </w:drawing>
+      </w:r>
+    </w:p>
+    <w:p>
+      <w:pPr>
+        <w:pStyle w:val="ListParagraph"/>
+        <w:numPr>
+          <w:ilvl w:val="1"/>
+          <w:numId w:val="16"/>
+        </w:numPr>
+      </w:pPr>
+      <w:r>
+        <w:t>if($bestP == 0){</w:t>
+      </w:r>
+      <w:r>
+        <w:t xml:space="preserve"> = </w:t>
+      </w:r>
+      <w:r>
+        <w:t>Program mengecek apakah variabel $bestP masih bernilai 0.</w:t>
+      </w:r>
+    </w:p>
+    <w:p>
+      <w:pPr>
+        <w:pStyle w:val="ListParagraph"/>
+        <w:numPr>
+          <w:ilvl w:val="1"/>
+          <w:numId w:val="16"/>
+        </w:numPr>
+      </w:pPr>
+      <w:r>
+        <w:t>$bestP = $N;</w:t>
+      </w:r>
+      <w:r>
+        <w:t xml:space="preserve"> = </w:t>
+      </w:r>
+      <w:r>
+        <w:t>Jika tidak ditemukan nilai p yang cocok, maka program akan menggunakan N sebagai nilai p</w:t>
+      </w:r>
+    </w:p>
+    <w:p>
+      <w:pPr>
+        <w:pStyle w:val="ListParagraph"/>
+        <w:numPr>
+          <w:ilvl w:val="1"/>
+          <w:numId w:val="16"/>
+        </w:numPr>
+      </w:pPr>
+      <w:r>
+        <w:t>Echo digunakan untuk menampilkan hasil konversi ke browser</w:t>
       </w:r>
     </w:p>
     <w:p/>
     <w:p>
       <w:r>
-        <w:t xml:space="preserve">HASIL </w:t>
-      </w:r>
-      <w:r>
-        <w:t>STUDI KASUS 2:</w:t>
+        <w:t>ANALISIS STUDI KASUS 2:</w:t>
+      </w:r>
+    </w:p>
+    <w:p>
+      <w:pPr>
+        <w:pStyle w:val="ListParagraph"/>
+        <w:numPr>
+          <w:ilvl w:val="0"/>
+          <w:numId w:val="12"/>
+        </w:numPr>
+      </w:pPr>
+      <w:r>
+        <w:t>Mengecek apakah parameter n ada di url</w:t>
+      </w:r>
+    </w:p>
+    <w:p>
+      <w:pPr>
+        <w:pStyle w:val="ListParagraph"/>
+      </w:pPr>
+      <w:r>
+        <w:drawing>
+          <wp:inline distT="0" distB="0" distL="0" distR="0" wp14:anchorId="686BA754" wp14:editId="5ACD401C">
+            <wp:extent cx="4712399" cy="792000"/>
+            <wp:effectExtent l="0" t="0" r="0" b="8255"/>
+            <wp:docPr id="513148212" name="Picture 1"/>
+            <wp:cNvGraphicFramePr>
+              <a:graphicFrameLocks xmlns:a="http://schemas.openxmlformats.org/drawingml/2006/main" noChangeAspect="1"/>
+            </wp:cNvGraphicFramePr>
+            <a:graphic xmlns:a="http://schemas.openxmlformats.org/drawingml/2006/main">
+              <a:graphicData uri="http://schemas.openxmlformats.org/drawingml/2006/picture">
+                <pic:pic xmlns:pic="http://schemas.openxmlformats.org/drawingml/2006/picture">
+                  <pic:nvPicPr>
+                    <pic:cNvPr id="513148212" name=""/>
+                    <pic:cNvPicPr/>
+                  </pic:nvPicPr>
+                  <pic:blipFill>
+                    <a:blip r:embed="rId17"/>
+                    <a:stretch>
+                      <a:fillRect/>
+                    </a:stretch>
+                  </pic:blipFill>
+                  <pic:spPr>
+                    <a:xfrm>
+                      <a:off x="0" y="0"/>
+                      <a:ext cx="4712399" cy="792000"/>
+                    </a:xfrm>
+                    <a:prstGeom prst="rect">
+                      <a:avLst/>
+                    </a:prstGeom>
+                  </pic:spPr>
+                </pic:pic>
+              </a:graphicData>
+            </a:graphic>
+          </wp:inline>
+        </w:drawing>
+      </w:r>
+    </w:p>
+    <w:p>
+      <w:pPr>
+        <w:pStyle w:val="ListParagraph"/>
+        <w:numPr>
+          <w:ilvl w:val="1"/>
+          <w:numId w:val="12"/>
+        </w:numPr>
+      </w:pPr>
+      <w:r>
+        <w:t>$_GET adalah array yang berisi data dari URL</w:t>
+      </w:r>
+    </w:p>
+    <w:p>
+      <w:pPr>
+        <w:pStyle w:val="ListParagraph"/>
+        <w:numPr>
+          <w:ilvl w:val="1"/>
+          <w:numId w:val="12"/>
+        </w:numPr>
+      </w:pPr>
+      <w:r>
+        <w:t>Program mengecek apakah parameter n ada atau tidak</w:t>
+      </w:r>
+    </w:p>
+    <w:p>
+      <w:pPr>
+        <w:pStyle w:val="ListParagraph"/>
+        <w:numPr>
+          <w:ilvl w:val="1"/>
+          <w:numId w:val="12"/>
+        </w:numPr>
+      </w:pPr>
+      <w:r>
+        <w:t>Jika tidak ada “?n=” maka akan menampilkan pesan “Masukkan nilai decimal di URL, contoh: “?n=255”</w:t>
+      </w:r>
+    </w:p>
+    <w:p>
+      <w:pPr>
+        <w:pStyle w:val="ListParagraph"/>
+        <w:ind w:left="1440"/>
+      </w:pPr>
+    </w:p>
+    <w:p>
+      <w:pPr>
+        <w:pStyle w:val="ListParagraph"/>
+        <w:numPr>
+          <w:ilvl w:val="0"/>
+          <w:numId w:val="12"/>
+        </w:numPr>
+      </w:pPr>
+      <w:r>
+        <w:t>Mengambil nilai decimal dari URL</w:t>
+      </w:r>
+    </w:p>
+    <w:p>
+      <w:pPr>
+        <w:pStyle w:val="ListParagraph"/>
+      </w:pPr>
+      <w:r>
+        <w:drawing>
+          <wp:inline distT="0" distB="0" distL="0" distR="0" wp14:anchorId="47473C2D" wp14:editId="12DC66E3">
+            <wp:extent cx="2267266" cy="276264"/>
+            <wp:effectExtent l="0" t="0" r="0" b="9525"/>
+            <wp:docPr id="1136792611" name="Picture 1"/>
+            <wp:cNvGraphicFramePr>
+              <a:graphicFrameLocks xmlns:a="http://schemas.openxmlformats.org/drawingml/2006/main" noChangeAspect="1"/>
+            </wp:cNvGraphicFramePr>
+            <a:graphic xmlns:a="http://schemas.openxmlformats.org/drawingml/2006/main">
+              <a:graphicData uri="http://schemas.openxmlformats.org/drawingml/2006/picture">
+                <pic:pic xmlns:pic="http://schemas.openxmlformats.org/drawingml/2006/picture">
+                  <pic:nvPicPr>
+                    <pic:cNvPr id="1136792611" name=""/>
+                    <pic:cNvPicPr/>
+                  </pic:nvPicPr>
+                  <pic:blipFill>
+                    <a:blip r:embed="rId18"/>
+                    <a:stretch>
+                      <a:fillRect/>
+                    </a:stretch>
+                  </pic:blipFill>
+                  <pic:spPr>
+                    <a:xfrm>
+                      <a:off x="0" y="0"/>
+                      <a:ext cx="2267266" cy="276264"/>
+                    </a:xfrm>
+                    <a:prstGeom prst="rect">
+                      <a:avLst/>
+                    </a:prstGeom>
+                  </pic:spPr>
+                </pic:pic>
+              </a:graphicData>
+            </a:graphic>
+          </wp:inline>
+        </w:drawing>
+      </w:r>
+    </w:p>
+    <w:p>
+      <w:pPr>
+        <w:pStyle w:val="ListParagraph"/>
+        <w:numPr>
+          <w:ilvl w:val="0"/>
+          <w:numId w:val="13"/>
+        </w:numPr>
+      </w:pPr>
+      <w:r>
+        <w:t>Nilai dari parameter n disimpan ke dalam variable $desimal.</w:t>
+      </w:r>
+    </w:p>
+    <w:p>
+      <w:pPr>
+        <w:pStyle w:val="ListParagraph"/>
+        <w:ind w:left="1440"/>
+      </w:pPr>
+    </w:p>
+    <w:p>
+      <w:pPr>
+        <w:pStyle w:val="ListParagraph"/>
+        <w:numPr>
+          <w:ilvl w:val="0"/>
+          <w:numId w:val="12"/>
+        </w:numPr>
+      </w:pPr>
+      <w:r>
+        <w:t xml:space="preserve">Mengecek apakah input berupa angka </w:t>
+      </w:r>
+    </w:p>
+    <w:p>
+      <w:pPr>
+        <w:pStyle w:val="ListParagraph"/>
+      </w:pPr>
+      <w:r>
+        <w:drawing>
+          <wp:inline distT="0" distB="0" distL="0" distR="0" wp14:anchorId="1277F8BE" wp14:editId="4546B02D">
+            <wp:extent cx="3412067" cy="938538"/>
+            <wp:effectExtent l="0" t="0" r="0" b="0"/>
+            <wp:docPr id="1289784940" name="Picture 1"/>
+            <wp:cNvGraphicFramePr>
+              <a:graphicFrameLocks xmlns:a="http://schemas.openxmlformats.org/drawingml/2006/main" noChangeAspect="1"/>
+            </wp:cNvGraphicFramePr>
+            <a:graphic xmlns:a="http://schemas.openxmlformats.org/drawingml/2006/main">
+              <a:graphicData uri="http://schemas.openxmlformats.org/drawingml/2006/picture">
+                <pic:pic xmlns:pic="http://schemas.openxmlformats.org/drawingml/2006/picture">
+                  <pic:nvPicPr>
+                    <pic:cNvPr id="1289784940" name=""/>
+                    <pic:cNvPicPr/>
+                  </pic:nvPicPr>
+                  <pic:blipFill>
+                    <a:blip r:embed="rId19"/>
+                    <a:stretch>
+                      <a:fillRect/>
+                    </a:stretch>
+                  </pic:blipFill>
+                  <pic:spPr>
+                    <a:xfrm>
+                      <a:off x="0" y="0"/>
+                      <a:ext cx="3417616" cy="940064"/>
+                    </a:xfrm>
+                    <a:prstGeom prst="rect">
+                      <a:avLst/>
+                    </a:prstGeom>
+                  </pic:spPr>
+                </pic:pic>
+              </a:graphicData>
+            </a:graphic>
+          </wp:inline>
+        </w:drawing>
+      </w:r>
+    </w:p>
+    <w:p>
+      <w:pPr>
+        <w:pStyle w:val="ListParagraph"/>
+        <w:numPr>
+          <w:ilvl w:val="0"/>
+          <w:numId w:val="13"/>
+        </w:numPr>
+      </w:pPr>
+      <w:r>
+        <w:t>Fungsi “!is_numeric” j</w:t>
+      </w:r>
+      <w:r>
+        <w:t>ika input bukan angka, maka akan menampilkan informasi “Input harus berupa angka”</w:t>
+      </w:r>
+    </w:p>
+    <w:p>
+      <w:pPr>
+        <w:pStyle w:val="ListParagraph"/>
+        <w:ind w:left="1440"/>
+      </w:pPr>
+    </w:p>
+    <w:p>
+      <w:pPr>
+        <w:pStyle w:val="ListParagraph"/>
+        <w:numPr>
+          <w:ilvl w:val="0"/>
+          <w:numId w:val="12"/>
+        </w:numPr>
+      </w:pPr>
+      <w:r>
+        <w:t>Mengubah decimal ke hexadecimal</w:t>
+      </w:r>
+    </w:p>
+    <w:p>
+      <w:pPr>
+        <w:pStyle w:val="ListParagraph"/>
+      </w:pPr>
+      <w:r>
+        <w:drawing>
+          <wp:inline distT="0" distB="0" distL="0" distR="0" wp14:anchorId="33D5EB80" wp14:editId="30B84F1A">
+            <wp:extent cx="5382376" cy="238158"/>
+            <wp:effectExtent l="0" t="0" r="8890" b="9525"/>
+            <wp:docPr id="1557158483" name="Picture 1"/>
+            <wp:cNvGraphicFramePr>
+              <a:graphicFrameLocks xmlns:a="http://schemas.openxmlformats.org/drawingml/2006/main" noChangeAspect="1"/>
+            </wp:cNvGraphicFramePr>
+            <a:graphic xmlns:a="http://schemas.openxmlformats.org/drawingml/2006/main">
+              <a:graphicData uri="http://schemas.openxmlformats.org/drawingml/2006/picture">
+                <pic:pic xmlns:pic="http://schemas.openxmlformats.org/drawingml/2006/picture">
+                  <pic:nvPicPr>
+                    <pic:cNvPr id="1557158483" name=""/>
+                    <pic:cNvPicPr/>
+                  </pic:nvPicPr>
+                  <pic:blipFill>
+                    <a:blip r:embed="rId20"/>
+                    <a:stretch>
+                      <a:fillRect/>
+                    </a:stretch>
+                  </pic:blipFill>
+                  <pic:spPr>
+                    <a:xfrm>
+                      <a:off x="0" y="0"/>
+                      <a:ext cx="5382376" cy="238158"/>
+                    </a:xfrm>
+                    <a:prstGeom prst="rect">
+                      <a:avLst/>
+                    </a:prstGeom>
+                  </pic:spPr>
+                </pic:pic>
+              </a:graphicData>
+            </a:graphic>
+          </wp:inline>
+        </w:drawing>
+      </w:r>
+    </w:p>
+    <w:p>
+      <w:pPr>
+        <w:pStyle w:val="ListParagraph"/>
+        <w:numPr>
+          <w:ilvl w:val="0"/>
+          <w:numId w:val="13"/>
+        </w:numPr>
+      </w:pPr>
+      <w:r>
+        <w:rPr>
+          <w:lang w:val="en-US"/>
+        </w:rPr>
+        <w:t>dechex()</w:t>
+      </w:r>
+      <w:r>
+        <w:rPr>
+          <w:lang w:val="en-US"/>
+        </w:rPr>
+        <w:t xml:space="preserve"> = untuk mengubah bilangin decimal menjadi hexadecimal </w:t>
+      </w:r>
+    </w:p>
+    <w:p>
+      <w:pPr>
+        <w:pStyle w:val="ListParagraph"/>
+        <w:numPr>
+          <w:ilvl w:val="0"/>
+          <w:numId w:val="13"/>
+        </w:numPr>
+      </w:pPr>
+      <w:r>
+        <w:rPr>
+          <w:lang w:val="en-US"/>
+        </w:rPr>
+        <w:t>strtoupper</w:t>
+      </w:r>
+      <w:r>
+        <w:rPr>
+          <w:lang w:val="en-US"/>
+        </w:rPr>
+        <w:t>() = untuk mengubah huruf menjadi kapital</w:t>
+      </w:r>
+    </w:p>
+    <w:p/>
+    <w:p>
+      <w:pPr>
+        <w:pStyle w:val="ListParagraph"/>
+        <w:numPr>
+          <w:ilvl w:val="0"/>
+          <w:numId w:val="12"/>
+        </w:numPr>
+      </w:pPr>
+      <w:r>
+        <w:t>Menampilkan hasil</w:t>
+      </w:r>
+    </w:p>
+    <w:p>
+      <w:pPr>
+        <w:pStyle w:val="ListParagraph"/>
+      </w:pPr>
+      <w:r>
+        <w:drawing>
+          <wp:inline distT="0" distB="0" distL="0" distR="0" wp14:anchorId="56754745" wp14:editId="6C3C00B3">
+            <wp:extent cx="2029108" cy="247685"/>
+            <wp:effectExtent l="0" t="0" r="0" b="0"/>
+            <wp:docPr id="933251414" name="Picture 1"/>
+            <wp:cNvGraphicFramePr>
+              <a:graphicFrameLocks xmlns:a="http://schemas.openxmlformats.org/drawingml/2006/main" noChangeAspect="1"/>
+            </wp:cNvGraphicFramePr>
+            <a:graphic xmlns:a="http://schemas.openxmlformats.org/drawingml/2006/main">
+              <a:graphicData uri="http://schemas.openxmlformats.org/drawingml/2006/picture">
+                <pic:pic xmlns:pic="http://schemas.openxmlformats.org/drawingml/2006/picture">
+                  <pic:nvPicPr>
+                    <pic:cNvPr id="933251414" name=""/>
+                    <pic:cNvPicPr/>
+                  </pic:nvPicPr>
+                  <pic:blipFill>
+                    <a:blip r:embed="rId21"/>
+                    <a:stretch>
+                      <a:fillRect/>
+                    </a:stretch>
+                  </pic:blipFill>
+                  <pic:spPr>
+                    <a:xfrm>
+                      <a:off x="0" y="0"/>
+                      <a:ext cx="2029108" cy="247685"/>
+                    </a:xfrm>
+                    <a:prstGeom prst="rect">
+                      <a:avLst/>
+                    </a:prstGeom>
+                  </pic:spPr>
+                </pic:pic>
+              </a:graphicData>
+            </a:graphic>
+          </wp:inline>
+        </w:drawing>
+      </w:r>
+    </w:p>
+    <w:p>
+      <w:pPr>
+        <w:pStyle w:val="ListParagraph"/>
+        <w:numPr>
+          <w:ilvl w:val="1"/>
+          <w:numId w:val="14"/>
+        </w:numPr>
+        <w:ind w:left="1418"/>
+      </w:pPr>
+      <w:r>
+        <w:t>Echo digunakan untuk menampilkan hasil konversi ke browser</w:t>
       </w:r>
     </w:p>
     <w:p>
@@ -1456,41 +2755,44 @@
           <w:szCs w:val="24"/>
         </w:rPr>
         <w:lastRenderedPageBreak/>
-        <w:t>ANALISIS DAN PEMBAHASAN</w:t>
-      </w:r>
-    </w:p>
-    <w:p/>
+        <w:t>KESIMPULAN</w:t>
+      </w:r>
+    </w:p>
     <w:p>
       <w:pPr>
         <w:spacing w:before="0" w:after="160" w:line="259" w:lineRule="auto"/>
-        <w:jc w:val="left"/>
-      </w:pPr>
-      <w:r>
-        <w:br w:type="page"/>
-      </w:r>
-    </w:p>
-    <w:p>
-      <w:pPr>
+      </w:pPr>
+      <w:r>
+        <w:t xml:space="preserve">Dalam praktikum ini </w:t>
+      </w:r>
+      <w:r>
+        <w:t xml:space="preserve">mempelajari </w:t>
+      </w:r>
+      <w:r>
+        <w:t>penggunaan variabel, operator, percabangan, perulangan, serta fungsi dalam PHP, termasuk bagaimana fungsi dapat menerima argumen dan mengembalikan nilai. Melalui studi kasus 1 dan studi kasus 2, praktikan dapat memahami cara menerapkan konsep-konsep tersebut untuk menyelesaikan suatu permasalahan menggunakan PHP. Selain itu, penggunaan perangkat seperti komputer/laptop, XAMPP sebagai server lokal, text editor/IDE, dan browser membantu dalam proses penulisan, menjalankan, serta pengujian program PHP sehingga praktikum dapat berjalan dengan baik.</w:t>
+      </w:r>
+    </w:p>
+    <w:p>
+      <w:pPr>
+        <w:spacing w:before="0" w:after="160" w:line="259" w:lineRule="auto"/>
+      </w:pPr>
+    </w:p>
+    <w:p>
+      <w:pPr>
+        <w:spacing w:before="0" w:after="160" w:line="259" w:lineRule="auto"/>
+      </w:pPr>
+      <w:r>
         <w:rPr>
           <w:b/>
           <w:bCs/>
           <w:sz w:val="28"/>
           <w:szCs w:val="24"/>
         </w:rPr>
-      </w:pPr>
-      <w:r>
-        <w:rPr>
-          <w:b/>
-          <w:bCs/>
-          <w:sz w:val="28"/>
-          <w:szCs w:val="24"/>
-        </w:rPr>
-        <w:lastRenderedPageBreak/>
         <w:t>LAMPIRAN BERISI LINK REPOSITORI GITHUB</w:t>
       </w:r>
     </w:p>
     <w:p>
-      <w:hyperlink r:id="rId7" w:history="1">
+      <w:hyperlink r:id="rId22" w:history="1">
         <w:r>
           <w:rPr>
             <w:rStyle w:val="Hyperlink"/>
@@ -1627,6 +2929,119 @@
     </w:lvl>
   </w:abstractNum>
   <w:abstractNum w:abstractNumId="1" w15:restartNumberingAfterBreak="0">
+    <w:nsid w:val="188B523F"/>
+    <w:multiLevelType w:val="hybridMultilevel"/>
+    <w:tmpl w:val="17EAEB30"/>
+    <w:lvl w:ilvl="0" w:tplc="38090003">
+      <w:start w:val="1"/>
+      <w:numFmt w:val="bullet"/>
+      <w:lvlText w:val="o"/>
+      <w:lvlJc w:val="left"/>
+      <w:pPr>
+        <w:ind w:left="1440" w:hanging="360"/>
+      </w:pPr>
+      <w:rPr>
+        <w:rFonts w:ascii="Courier New" w:hAnsi="Courier New" w:cs="Courier New" w:hint="default"/>
+      </w:rPr>
+    </w:lvl>
+    <w:lvl w:ilvl="1" w:tplc="38090003" w:tentative="1">
+      <w:start w:val="1"/>
+      <w:numFmt w:val="bullet"/>
+      <w:lvlText w:val="o"/>
+      <w:lvlJc w:val="left"/>
+      <w:pPr>
+        <w:ind w:left="1440" w:hanging="360"/>
+      </w:pPr>
+      <w:rPr>
+        <w:rFonts w:ascii="Courier New" w:hAnsi="Courier New" w:cs="Courier New" w:hint="default"/>
+      </w:rPr>
+    </w:lvl>
+    <w:lvl w:ilvl="2" w:tplc="38090005" w:tentative="1">
+      <w:start w:val="1"/>
+      <w:numFmt w:val="bullet"/>
+      <w:lvlText w:val=""/>
+      <w:lvlJc w:val="left"/>
+      <w:pPr>
+        <w:ind w:left="2160" w:hanging="360"/>
+      </w:pPr>
+      <w:rPr>
+        <w:rFonts w:ascii="Wingdings" w:hAnsi="Wingdings" w:hint="default"/>
+      </w:rPr>
+    </w:lvl>
+    <w:lvl w:ilvl="3" w:tplc="38090001" w:tentative="1">
+      <w:start w:val="1"/>
+      <w:numFmt w:val="bullet"/>
+      <w:lvlText w:val=""/>
+      <w:lvlJc w:val="left"/>
+      <w:pPr>
+        <w:ind w:left="2880" w:hanging="360"/>
+      </w:pPr>
+      <w:rPr>
+        <w:rFonts w:ascii="Symbol" w:hAnsi="Symbol" w:hint="default"/>
+      </w:rPr>
+    </w:lvl>
+    <w:lvl w:ilvl="4" w:tplc="38090003" w:tentative="1">
+      <w:start w:val="1"/>
+      <w:numFmt w:val="bullet"/>
+      <w:lvlText w:val="o"/>
+      <w:lvlJc w:val="left"/>
+      <w:pPr>
+        <w:ind w:left="3600" w:hanging="360"/>
+      </w:pPr>
+      <w:rPr>
+        <w:rFonts w:ascii="Courier New" w:hAnsi="Courier New" w:cs="Courier New" w:hint="default"/>
+      </w:rPr>
+    </w:lvl>
+    <w:lvl w:ilvl="5" w:tplc="38090005" w:tentative="1">
+      <w:start w:val="1"/>
+      <w:numFmt w:val="bullet"/>
+      <w:lvlText w:val=""/>
+      <w:lvlJc w:val="left"/>
+      <w:pPr>
+        <w:ind w:left="4320" w:hanging="360"/>
+      </w:pPr>
+      <w:rPr>
+        <w:rFonts w:ascii="Wingdings" w:hAnsi="Wingdings" w:hint="default"/>
+      </w:rPr>
+    </w:lvl>
+    <w:lvl w:ilvl="6" w:tplc="38090001" w:tentative="1">
+      <w:start w:val="1"/>
+      <w:numFmt w:val="bullet"/>
+      <w:lvlText w:val=""/>
+      <w:lvlJc w:val="left"/>
+      <w:pPr>
+        <w:ind w:left="5040" w:hanging="360"/>
+      </w:pPr>
+      <w:rPr>
+        <w:rFonts w:ascii="Symbol" w:hAnsi="Symbol" w:hint="default"/>
+      </w:rPr>
+    </w:lvl>
+    <w:lvl w:ilvl="7" w:tplc="38090003" w:tentative="1">
+      <w:start w:val="1"/>
+      <w:numFmt w:val="bullet"/>
+      <w:lvlText w:val="o"/>
+      <w:lvlJc w:val="left"/>
+      <w:pPr>
+        <w:ind w:left="5760" w:hanging="360"/>
+      </w:pPr>
+      <w:rPr>
+        <w:rFonts w:ascii="Courier New" w:hAnsi="Courier New" w:cs="Courier New" w:hint="default"/>
+      </w:rPr>
+    </w:lvl>
+    <w:lvl w:ilvl="8" w:tplc="38090005" w:tentative="1">
+      <w:start w:val="1"/>
+      <w:numFmt w:val="bullet"/>
+      <w:lvlText w:val=""/>
+      <w:lvlJc w:val="left"/>
+      <w:pPr>
+        <w:ind w:left="6480" w:hanging="360"/>
+      </w:pPr>
+      <w:rPr>
+        <w:rFonts w:ascii="Wingdings" w:hAnsi="Wingdings" w:hint="default"/>
+      </w:rPr>
+    </w:lvl>
+  </w:abstractNum>
+  <w:abstractNum w:abstractNumId="2" w15:restartNumberingAfterBreak="0">
     <w:nsid w:val="1BCC13ED"/>
     <w:multiLevelType w:val="hybridMultilevel"/>
     <w:tmpl w:val="D45E9CCC"/>
@@ -1739,7 +3154,7 @@
       </w:rPr>
     </w:lvl>
   </w:abstractNum>
-  <w:abstractNum w:abstractNumId="2" w15:restartNumberingAfterBreak="0">
+  <w:abstractNum w:abstractNumId="3" w15:restartNumberingAfterBreak="0">
     <w:nsid w:val="228E4DD9"/>
     <w:multiLevelType w:val="hybridMultilevel"/>
     <w:tmpl w:val="64941F9C"/>
@@ -1852,7 +3267,120 @@
       </w:rPr>
     </w:lvl>
   </w:abstractNum>
-  <w:abstractNum w:abstractNumId="3" w15:restartNumberingAfterBreak="0">
+  <w:abstractNum w:abstractNumId="4" w15:restartNumberingAfterBreak="0">
+    <w:nsid w:val="3C4B4DF3"/>
+    <w:multiLevelType w:val="hybridMultilevel"/>
+    <w:tmpl w:val="2662E9C4"/>
+    <w:lvl w:ilvl="0" w:tplc="38090003">
+      <w:start w:val="1"/>
+      <w:numFmt w:val="bullet"/>
+      <w:lvlText w:val="o"/>
+      <w:lvlJc w:val="left"/>
+      <w:pPr>
+        <w:ind w:left="1440" w:hanging="360"/>
+      </w:pPr>
+      <w:rPr>
+        <w:rFonts w:ascii="Courier New" w:hAnsi="Courier New" w:cs="Courier New" w:hint="default"/>
+      </w:rPr>
+    </w:lvl>
+    <w:lvl w:ilvl="1" w:tplc="38090003">
+      <w:start w:val="1"/>
+      <w:numFmt w:val="bullet"/>
+      <w:lvlText w:val="o"/>
+      <w:lvlJc w:val="left"/>
+      <w:pPr>
+        <w:ind w:left="1440" w:hanging="360"/>
+      </w:pPr>
+      <w:rPr>
+        <w:rFonts w:ascii="Courier New" w:hAnsi="Courier New" w:cs="Courier New" w:hint="default"/>
+      </w:rPr>
+    </w:lvl>
+    <w:lvl w:ilvl="2" w:tplc="38090005">
+      <w:start w:val="1"/>
+      <w:numFmt w:val="bullet"/>
+      <w:lvlText w:val=""/>
+      <w:lvlJc w:val="left"/>
+      <w:pPr>
+        <w:ind w:left="2160" w:hanging="360"/>
+      </w:pPr>
+      <w:rPr>
+        <w:rFonts w:ascii="Wingdings" w:hAnsi="Wingdings" w:hint="default"/>
+      </w:rPr>
+    </w:lvl>
+    <w:lvl w:ilvl="3" w:tplc="38090001" w:tentative="1">
+      <w:start w:val="1"/>
+      <w:numFmt w:val="bullet"/>
+      <w:lvlText w:val=""/>
+      <w:lvlJc w:val="left"/>
+      <w:pPr>
+        <w:ind w:left="2880" w:hanging="360"/>
+      </w:pPr>
+      <w:rPr>
+        <w:rFonts w:ascii="Symbol" w:hAnsi="Symbol" w:hint="default"/>
+      </w:rPr>
+    </w:lvl>
+    <w:lvl w:ilvl="4" w:tplc="38090003" w:tentative="1">
+      <w:start w:val="1"/>
+      <w:numFmt w:val="bullet"/>
+      <w:lvlText w:val="o"/>
+      <w:lvlJc w:val="left"/>
+      <w:pPr>
+        <w:ind w:left="3600" w:hanging="360"/>
+      </w:pPr>
+      <w:rPr>
+        <w:rFonts w:ascii="Courier New" w:hAnsi="Courier New" w:cs="Courier New" w:hint="default"/>
+      </w:rPr>
+    </w:lvl>
+    <w:lvl w:ilvl="5" w:tplc="38090005" w:tentative="1">
+      <w:start w:val="1"/>
+      <w:numFmt w:val="bullet"/>
+      <w:lvlText w:val=""/>
+      <w:lvlJc w:val="left"/>
+      <w:pPr>
+        <w:ind w:left="4320" w:hanging="360"/>
+      </w:pPr>
+      <w:rPr>
+        <w:rFonts w:ascii="Wingdings" w:hAnsi="Wingdings" w:hint="default"/>
+      </w:rPr>
+    </w:lvl>
+    <w:lvl w:ilvl="6" w:tplc="38090001" w:tentative="1">
+      <w:start w:val="1"/>
+      <w:numFmt w:val="bullet"/>
+      <w:lvlText w:val=""/>
+      <w:lvlJc w:val="left"/>
+      <w:pPr>
+        <w:ind w:left="5040" w:hanging="360"/>
+      </w:pPr>
+      <w:rPr>
+        <w:rFonts w:ascii="Symbol" w:hAnsi="Symbol" w:hint="default"/>
+      </w:rPr>
+    </w:lvl>
+    <w:lvl w:ilvl="7" w:tplc="38090003" w:tentative="1">
+      <w:start w:val="1"/>
+      <w:numFmt w:val="bullet"/>
+      <w:lvlText w:val="o"/>
+      <w:lvlJc w:val="left"/>
+      <w:pPr>
+        <w:ind w:left="5760" w:hanging="360"/>
+      </w:pPr>
+      <w:rPr>
+        <w:rFonts w:ascii="Courier New" w:hAnsi="Courier New" w:cs="Courier New" w:hint="default"/>
+      </w:rPr>
+    </w:lvl>
+    <w:lvl w:ilvl="8" w:tplc="38090005" w:tentative="1">
+      <w:start w:val="1"/>
+      <w:numFmt w:val="bullet"/>
+      <w:lvlText w:val=""/>
+      <w:lvlJc w:val="left"/>
+      <w:pPr>
+        <w:ind w:left="6480" w:hanging="360"/>
+      </w:pPr>
+      <w:rPr>
+        <w:rFonts w:ascii="Wingdings" w:hAnsi="Wingdings" w:hint="default"/>
+      </w:rPr>
+    </w:lvl>
+  </w:abstractNum>
+  <w:abstractNum w:abstractNumId="5" w15:restartNumberingAfterBreak="0">
     <w:nsid w:val="44621E68"/>
     <w:multiLevelType w:val="hybridMultilevel"/>
     <w:tmpl w:val="6A48A940"/>
@@ -1965,7 +3493,120 @@
       </w:rPr>
     </w:lvl>
   </w:abstractNum>
-  <w:abstractNum w:abstractNumId="4" w15:restartNumberingAfterBreak="0">
+  <w:abstractNum w:abstractNumId="6" w15:restartNumberingAfterBreak="0">
+    <w:nsid w:val="4907647D"/>
+    <w:multiLevelType w:val="hybridMultilevel"/>
+    <w:tmpl w:val="C62871CC"/>
+    <w:lvl w:ilvl="0" w:tplc="38090003">
+      <w:start w:val="1"/>
+      <w:numFmt w:val="bullet"/>
+      <w:lvlText w:val="o"/>
+      <w:lvlJc w:val="left"/>
+      <w:pPr>
+        <w:ind w:left="1440" w:hanging="360"/>
+      </w:pPr>
+      <w:rPr>
+        <w:rFonts w:ascii="Courier New" w:hAnsi="Courier New" w:cs="Courier New" w:hint="default"/>
+      </w:rPr>
+    </w:lvl>
+    <w:lvl w:ilvl="1" w:tplc="38090003" w:tentative="1">
+      <w:start w:val="1"/>
+      <w:numFmt w:val="bullet"/>
+      <w:lvlText w:val="o"/>
+      <w:lvlJc w:val="left"/>
+      <w:pPr>
+        <w:ind w:left="2160" w:hanging="360"/>
+      </w:pPr>
+      <w:rPr>
+        <w:rFonts w:ascii="Courier New" w:hAnsi="Courier New" w:cs="Courier New" w:hint="default"/>
+      </w:rPr>
+    </w:lvl>
+    <w:lvl w:ilvl="2" w:tplc="38090005" w:tentative="1">
+      <w:start w:val="1"/>
+      <w:numFmt w:val="bullet"/>
+      <w:lvlText w:val=""/>
+      <w:lvlJc w:val="left"/>
+      <w:pPr>
+        <w:ind w:left="2880" w:hanging="360"/>
+      </w:pPr>
+      <w:rPr>
+        <w:rFonts w:ascii="Wingdings" w:hAnsi="Wingdings" w:hint="default"/>
+      </w:rPr>
+    </w:lvl>
+    <w:lvl w:ilvl="3" w:tplc="38090001" w:tentative="1">
+      <w:start w:val="1"/>
+      <w:numFmt w:val="bullet"/>
+      <w:lvlText w:val=""/>
+      <w:lvlJc w:val="left"/>
+      <w:pPr>
+        <w:ind w:left="3600" w:hanging="360"/>
+      </w:pPr>
+      <w:rPr>
+        <w:rFonts w:ascii="Symbol" w:hAnsi="Symbol" w:hint="default"/>
+      </w:rPr>
+    </w:lvl>
+    <w:lvl w:ilvl="4" w:tplc="38090003" w:tentative="1">
+      <w:start w:val="1"/>
+      <w:numFmt w:val="bullet"/>
+      <w:lvlText w:val="o"/>
+      <w:lvlJc w:val="left"/>
+      <w:pPr>
+        <w:ind w:left="4320" w:hanging="360"/>
+      </w:pPr>
+      <w:rPr>
+        <w:rFonts w:ascii="Courier New" w:hAnsi="Courier New" w:cs="Courier New" w:hint="default"/>
+      </w:rPr>
+    </w:lvl>
+    <w:lvl w:ilvl="5" w:tplc="38090005" w:tentative="1">
+      <w:start w:val="1"/>
+      <w:numFmt w:val="bullet"/>
+      <w:lvlText w:val=""/>
+      <w:lvlJc w:val="left"/>
+      <w:pPr>
+        <w:ind w:left="5040" w:hanging="360"/>
+      </w:pPr>
+      <w:rPr>
+        <w:rFonts w:ascii="Wingdings" w:hAnsi="Wingdings" w:hint="default"/>
+      </w:rPr>
+    </w:lvl>
+    <w:lvl w:ilvl="6" w:tplc="38090001" w:tentative="1">
+      <w:start w:val="1"/>
+      <w:numFmt w:val="bullet"/>
+      <w:lvlText w:val=""/>
+      <w:lvlJc w:val="left"/>
+      <w:pPr>
+        <w:ind w:left="5760" w:hanging="360"/>
+      </w:pPr>
+      <w:rPr>
+        <w:rFonts w:ascii="Symbol" w:hAnsi="Symbol" w:hint="default"/>
+      </w:rPr>
+    </w:lvl>
+    <w:lvl w:ilvl="7" w:tplc="38090003" w:tentative="1">
+      <w:start w:val="1"/>
+      <w:numFmt w:val="bullet"/>
+      <w:lvlText w:val="o"/>
+      <w:lvlJc w:val="left"/>
+      <w:pPr>
+        <w:ind w:left="6480" w:hanging="360"/>
+      </w:pPr>
+      <w:rPr>
+        <w:rFonts w:ascii="Courier New" w:hAnsi="Courier New" w:cs="Courier New" w:hint="default"/>
+      </w:rPr>
+    </w:lvl>
+    <w:lvl w:ilvl="8" w:tplc="38090005" w:tentative="1">
+      <w:start w:val="1"/>
+      <w:numFmt w:val="bullet"/>
+      <w:lvlText w:val=""/>
+      <w:lvlJc w:val="left"/>
+      <w:pPr>
+        <w:ind w:left="7200" w:hanging="360"/>
+      </w:pPr>
+      <w:rPr>
+        <w:rFonts w:ascii="Wingdings" w:hAnsi="Wingdings" w:hint="default"/>
+      </w:rPr>
+    </w:lvl>
+  </w:abstractNum>
+  <w:abstractNum w:abstractNumId="7" w15:restartNumberingAfterBreak="0">
     <w:nsid w:val="4AC05D8A"/>
     <w:multiLevelType w:val="hybridMultilevel"/>
     <w:tmpl w:val="0C7A15FC"/>
@@ -2054,7 +3695,7 @@
       </w:pPr>
     </w:lvl>
   </w:abstractNum>
-  <w:abstractNum w:abstractNumId="5" w15:restartNumberingAfterBreak="0">
+  <w:abstractNum w:abstractNumId="8" w15:restartNumberingAfterBreak="0">
     <w:nsid w:val="4F5523E5"/>
     <w:multiLevelType w:val="multilevel"/>
     <w:tmpl w:val="A782AAAA"/>
@@ -2167,7 +3808,7 @@
       </w:rPr>
     </w:lvl>
   </w:abstractNum>
-  <w:abstractNum w:abstractNumId="6" w15:restartNumberingAfterBreak="0">
+  <w:abstractNum w:abstractNumId="9" w15:restartNumberingAfterBreak="0">
     <w:nsid w:val="4F693927"/>
     <w:multiLevelType w:val="hybridMultilevel"/>
     <w:tmpl w:val="7DEC683A"/>
@@ -2280,7 +3921,7 @@
       </w:rPr>
     </w:lvl>
   </w:abstractNum>
-  <w:abstractNum w:abstractNumId="7" w15:restartNumberingAfterBreak="0">
+  <w:abstractNum w:abstractNumId="10" w15:restartNumberingAfterBreak="0">
     <w:nsid w:val="53D009CC"/>
     <w:multiLevelType w:val="hybridMultilevel"/>
     <w:tmpl w:val="7596553C"/>
@@ -2393,7 +4034,7 @@
       </w:rPr>
     </w:lvl>
   </w:abstractNum>
-  <w:abstractNum w:abstractNumId="8" w15:restartNumberingAfterBreak="0">
+  <w:abstractNum w:abstractNumId="11" w15:restartNumberingAfterBreak="0">
     <w:nsid w:val="602117A9"/>
     <w:multiLevelType w:val="hybridMultilevel"/>
     <w:tmpl w:val="C74E728E"/>
@@ -2479,7 +4120,7 @@
       </w:pPr>
     </w:lvl>
   </w:abstractNum>
-  <w:abstractNum w:abstractNumId="9" w15:restartNumberingAfterBreak="0">
+  <w:abstractNum w:abstractNumId="12" w15:restartNumberingAfterBreak="0">
     <w:nsid w:val="61DD1D7C"/>
     <w:multiLevelType w:val="hybridMultilevel"/>
     <w:tmpl w:val="1BDE919E"/>
@@ -2592,7 +4233,120 @@
       </w:rPr>
     </w:lvl>
   </w:abstractNum>
-  <w:abstractNum w:abstractNumId="10" w15:restartNumberingAfterBreak="0">
+  <w:abstractNum w:abstractNumId="13" w15:restartNumberingAfterBreak="0">
+    <w:nsid w:val="6FA67D11"/>
+    <w:multiLevelType w:val="hybridMultilevel"/>
+    <w:tmpl w:val="904C37F2"/>
+    <w:lvl w:ilvl="0" w:tplc="38090003">
+      <w:start w:val="1"/>
+      <w:numFmt w:val="bullet"/>
+      <w:lvlText w:val="o"/>
+      <w:lvlJc w:val="left"/>
+      <w:pPr>
+        <w:ind w:left="2160" w:hanging="360"/>
+      </w:pPr>
+      <w:rPr>
+        <w:rFonts w:ascii="Courier New" w:hAnsi="Courier New" w:cs="Courier New" w:hint="default"/>
+      </w:rPr>
+    </w:lvl>
+    <w:lvl w:ilvl="1" w:tplc="38090003">
+      <w:start w:val="1"/>
+      <w:numFmt w:val="bullet"/>
+      <w:lvlText w:val="o"/>
+      <w:lvlJc w:val="left"/>
+      <w:pPr>
+        <w:ind w:left="2160" w:hanging="360"/>
+      </w:pPr>
+      <w:rPr>
+        <w:rFonts w:ascii="Courier New" w:hAnsi="Courier New" w:cs="Courier New" w:hint="default"/>
+      </w:rPr>
+    </w:lvl>
+    <w:lvl w:ilvl="2" w:tplc="38090005" w:tentative="1">
+      <w:start w:val="1"/>
+      <w:numFmt w:val="bullet"/>
+      <w:lvlText w:val=""/>
+      <w:lvlJc w:val="left"/>
+      <w:pPr>
+        <w:ind w:left="2880" w:hanging="360"/>
+      </w:pPr>
+      <w:rPr>
+        <w:rFonts w:ascii="Wingdings" w:hAnsi="Wingdings" w:hint="default"/>
+      </w:rPr>
+    </w:lvl>
+    <w:lvl w:ilvl="3" w:tplc="38090001" w:tentative="1">
+      <w:start w:val="1"/>
+      <w:numFmt w:val="bullet"/>
+      <w:lvlText w:val=""/>
+      <w:lvlJc w:val="left"/>
+      <w:pPr>
+        <w:ind w:left="3600" w:hanging="360"/>
+      </w:pPr>
+      <w:rPr>
+        <w:rFonts w:ascii="Symbol" w:hAnsi="Symbol" w:hint="default"/>
+      </w:rPr>
+    </w:lvl>
+    <w:lvl w:ilvl="4" w:tplc="38090003" w:tentative="1">
+      <w:start w:val="1"/>
+      <w:numFmt w:val="bullet"/>
+      <w:lvlText w:val="o"/>
+      <w:lvlJc w:val="left"/>
+      <w:pPr>
+        <w:ind w:left="4320" w:hanging="360"/>
+      </w:pPr>
+      <w:rPr>
+        <w:rFonts w:ascii="Courier New" w:hAnsi="Courier New" w:cs="Courier New" w:hint="default"/>
+      </w:rPr>
+    </w:lvl>
+    <w:lvl w:ilvl="5" w:tplc="38090005" w:tentative="1">
+      <w:start w:val="1"/>
+      <w:numFmt w:val="bullet"/>
+      <w:lvlText w:val=""/>
+      <w:lvlJc w:val="left"/>
+      <w:pPr>
+        <w:ind w:left="5040" w:hanging="360"/>
+      </w:pPr>
+      <w:rPr>
+        <w:rFonts w:ascii="Wingdings" w:hAnsi="Wingdings" w:hint="default"/>
+      </w:rPr>
+    </w:lvl>
+    <w:lvl w:ilvl="6" w:tplc="38090001" w:tentative="1">
+      <w:start w:val="1"/>
+      <w:numFmt w:val="bullet"/>
+      <w:lvlText w:val=""/>
+      <w:lvlJc w:val="left"/>
+      <w:pPr>
+        <w:ind w:left="5760" w:hanging="360"/>
+      </w:pPr>
+      <w:rPr>
+        <w:rFonts w:ascii="Symbol" w:hAnsi="Symbol" w:hint="default"/>
+      </w:rPr>
+    </w:lvl>
+    <w:lvl w:ilvl="7" w:tplc="38090003" w:tentative="1">
+      <w:start w:val="1"/>
+      <w:numFmt w:val="bullet"/>
+      <w:lvlText w:val="o"/>
+      <w:lvlJc w:val="left"/>
+      <w:pPr>
+        <w:ind w:left="6480" w:hanging="360"/>
+      </w:pPr>
+      <w:rPr>
+        <w:rFonts w:ascii="Courier New" w:hAnsi="Courier New" w:cs="Courier New" w:hint="default"/>
+      </w:rPr>
+    </w:lvl>
+    <w:lvl w:ilvl="8" w:tplc="38090005" w:tentative="1">
+      <w:start w:val="1"/>
+      <w:numFmt w:val="bullet"/>
+      <w:lvlText w:val=""/>
+      <w:lvlJc w:val="left"/>
+      <w:pPr>
+        <w:ind w:left="7200" w:hanging="360"/>
+      </w:pPr>
+      <w:rPr>
+        <w:rFonts w:ascii="Wingdings" w:hAnsi="Wingdings" w:hint="default"/>
+      </w:rPr>
+    </w:lvl>
+  </w:abstractNum>
+  <w:abstractNum w:abstractNumId="14" w15:restartNumberingAfterBreak="0">
     <w:nsid w:val="7B640DE4"/>
     <w:multiLevelType w:val="hybridMultilevel"/>
     <w:tmpl w:val="F85809C0"/>
@@ -2705,38 +4459,166 @@
       </w:rPr>
     </w:lvl>
   </w:abstractNum>
+  <w:abstractNum w:abstractNumId="15" w15:restartNumberingAfterBreak="0">
+    <w:nsid w:val="7D9501CB"/>
+    <w:multiLevelType w:val="hybridMultilevel"/>
+    <w:tmpl w:val="5D004EC2"/>
+    <w:lvl w:ilvl="0" w:tplc="38090001">
+      <w:start w:val="1"/>
+      <w:numFmt w:val="bullet"/>
+      <w:lvlText w:val=""/>
+      <w:lvlJc w:val="left"/>
+      <w:pPr>
+        <w:ind w:left="720" w:hanging="360"/>
+      </w:pPr>
+      <w:rPr>
+        <w:rFonts w:ascii="Symbol" w:hAnsi="Symbol" w:hint="default"/>
+      </w:rPr>
+    </w:lvl>
+    <w:lvl w:ilvl="1" w:tplc="38090003">
+      <w:start w:val="1"/>
+      <w:numFmt w:val="bullet"/>
+      <w:lvlText w:val="o"/>
+      <w:lvlJc w:val="left"/>
+      <w:pPr>
+        <w:ind w:left="1440" w:hanging="360"/>
+      </w:pPr>
+      <w:rPr>
+        <w:rFonts w:ascii="Courier New" w:hAnsi="Courier New" w:cs="Courier New" w:hint="default"/>
+      </w:rPr>
+    </w:lvl>
+    <w:lvl w:ilvl="2" w:tplc="38090005" w:tentative="1">
+      <w:start w:val="1"/>
+      <w:numFmt w:val="bullet"/>
+      <w:lvlText w:val=""/>
+      <w:lvlJc w:val="left"/>
+      <w:pPr>
+        <w:ind w:left="2160" w:hanging="360"/>
+      </w:pPr>
+      <w:rPr>
+        <w:rFonts w:ascii="Wingdings" w:hAnsi="Wingdings" w:hint="default"/>
+      </w:rPr>
+    </w:lvl>
+    <w:lvl w:ilvl="3" w:tplc="38090001" w:tentative="1">
+      <w:start w:val="1"/>
+      <w:numFmt w:val="bullet"/>
+      <w:lvlText w:val=""/>
+      <w:lvlJc w:val="left"/>
+      <w:pPr>
+        <w:ind w:left="2880" w:hanging="360"/>
+      </w:pPr>
+      <w:rPr>
+        <w:rFonts w:ascii="Symbol" w:hAnsi="Symbol" w:hint="default"/>
+      </w:rPr>
+    </w:lvl>
+    <w:lvl w:ilvl="4" w:tplc="38090003" w:tentative="1">
+      <w:start w:val="1"/>
+      <w:numFmt w:val="bullet"/>
+      <w:lvlText w:val="o"/>
+      <w:lvlJc w:val="left"/>
+      <w:pPr>
+        <w:ind w:left="3600" w:hanging="360"/>
+      </w:pPr>
+      <w:rPr>
+        <w:rFonts w:ascii="Courier New" w:hAnsi="Courier New" w:cs="Courier New" w:hint="default"/>
+      </w:rPr>
+    </w:lvl>
+    <w:lvl w:ilvl="5" w:tplc="38090005" w:tentative="1">
+      <w:start w:val="1"/>
+      <w:numFmt w:val="bullet"/>
+      <w:lvlText w:val=""/>
+      <w:lvlJc w:val="left"/>
+      <w:pPr>
+        <w:ind w:left="4320" w:hanging="360"/>
+      </w:pPr>
+      <w:rPr>
+        <w:rFonts w:ascii="Wingdings" w:hAnsi="Wingdings" w:hint="default"/>
+      </w:rPr>
+    </w:lvl>
+    <w:lvl w:ilvl="6" w:tplc="38090001" w:tentative="1">
+      <w:start w:val="1"/>
+      <w:numFmt w:val="bullet"/>
+      <w:lvlText w:val=""/>
+      <w:lvlJc w:val="left"/>
+      <w:pPr>
+        <w:ind w:left="5040" w:hanging="360"/>
+      </w:pPr>
+      <w:rPr>
+        <w:rFonts w:ascii="Symbol" w:hAnsi="Symbol" w:hint="default"/>
+      </w:rPr>
+    </w:lvl>
+    <w:lvl w:ilvl="7" w:tplc="38090003" w:tentative="1">
+      <w:start w:val="1"/>
+      <w:numFmt w:val="bullet"/>
+      <w:lvlText w:val="o"/>
+      <w:lvlJc w:val="left"/>
+      <w:pPr>
+        <w:ind w:left="5760" w:hanging="360"/>
+      </w:pPr>
+      <w:rPr>
+        <w:rFonts w:ascii="Courier New" w:hAnsi="Courier New" w:cs="Courier New" w:hint="default"/>
+      </w:rPr>
+    </w:lvl>
+    <w:lvl w:ilvl="8" w:tplc="38090005" w:tentative="1">
+      <w:start w:val="1"/>
+      <w:numFmt w:val="bullet"/>
+      <w:lvlText w:val=""/>
+      <w:lvlJc w:val="left"/>
+      <w:pPr>
+        <w:ind w:left="6480" w:hanging="360"/>
+      </w:pPr>
+      <w:rPr>
+        <w:rFonts w:ascii="Wingdings" w:hAnsi="Wingdings" w:hint="default"/>
+      </w:rPr>
+    </w:lvl>
+  </w:abstractNum>
   <w:num w:numId="1" w16cid:durableId="689138937">
-    <w:abstractNumId w:val="5"/>
+    <w:abstractNumId w:val="8"/>
   </w:num>
   <w:num w:numId="2" w16cid:durableId="826677630">
     <w:abstractNumId w:val="0"/>
   </w:num>
   <w:num w:numId="3" w16cid:durableId="1533573597">
-    <w:abstractNumId w:val="8"/>
+    <w:abstractNumId w:val="11"/>
   </w:num>
   <w:num w:numId="4" w16cid:durableId="917058623">
-    <w:abstractNumId w:val="4"/>
+    <w:abstractNumId w:val="7"/>
   </w:num>
   <w:num w:numId="5" w16cid:durableId="1318848091">
+    <w:abstractNumId w:val="14"/>
+  </w:num>
+  <w:num w:numId="6" w16cid:durableId="1768112000">
+    <w:abstractNumId w:val="9"/>
+  </w:num>
+  <w:num w:numId="7" w16cid:durableId="1759060758">
+    <w:abstractNumId w:val="5"/>
+  </w:num>
+  <w:num w:numId="8" w16cid:durableId="148987295">
+    <w:abstractNumId w:val="12"/>
+  </w:num>
+  <w:num w:numId="9" w16cid:durableId="1777292194">
+    <w:abstractNumId w:val="3"/>
+  </w:num>
+  <w:num w:numId="10" w16cid:durableId="241912001">
     <w:abstractNumId w:val="10"/>
   </w:num>
-  <w:num w:numId="6" w16cid:durableId="1768112000">
+  <w:num w:numId="11" w16cid:durableId="58334290">
+    <w:abstractNumId w:val="2"/>
+  </w:num>
+  <w:num w:numId="12" w16cid:durableId="1184435356">
+    <w:abstractNumId w:val="15"/>
+  </w:num>
+  <w:num w:numId="13" w16cid:durableId="501816726">
     <w:abstractNumId w:val="6"/>
   </w:num>
-  <w:num w:numId="7" w16cid:durableId="1759060758">
-    <w:abstractNumId w:val="3"/>
+  <w:num w:numId="14" w16cid:durableId="2078817713">
+    <w:abstractNumId w:val="13"/>
   </w:num>
-  <w:num w:numId="8" w16cid:durableId="148987295">
-    <w:abstractNumId w:val="9"/>
+  <w:num w:numId="15" w16cid:durableId="1038702668">
+    <w:abstractNumId w:val="1"/>
   </w:num>
-  <w:num w:numId="9" w16cid:durableId="1777292194">
-    <w:abstractNumId w:val="2"/>
-  </w:num>
-  <w:num w:numId="10" w16cid:durableId="241912001">
-    <w:abstractNumId w:val="7"/>
-  </w:num>
-  <w:num w:numId="11" w16cid:durableId="58334290">
-    <w:abstractNumId w:val="1"/>
+  <w:num w:numId="16" w16cid:durableId="1788234524">
+    <w:abstractNumId w:val="4"/>
   </w:num>
 </w:numbering>
 </file>
